--- a/outputs/resume_v1.docx
+++ b/outputs/resume_v1.docx
@@ -55,7 +55,7 @@
           <w:rFonts w:ascii="Calibri" w:hAnsi="Calibri"/>
           <w:sz w:val="22"/>
         </w:rPr>
-        <w:t>Master’s-trained in special education (Chapman University, 2018) with a Clear Education Specialist Credential (Mild/Moderate); supports IEP-aligned instruction, MTSS/RTI, UDL, and inclusive collaboration.</w:t>
+        <w:t>M.A. in Special Education (Chapman, 2018) and Clear Education Specialist (Mild/Moderate); instruction centers on legally defensible IEPs, MTSS/RTI teaming, and UDL-informed planning.</w:t>
       </w:r>
     </w:p>
     <w:p>
@@ -64,7 +64,7 @@
           <w:rFonts w:ascii="Calibri" w:hAnsi="Calibri"/>
           <w:sz w:val="22"/>
         </w:rPr>
-        <w:t>Coaches and evaluates credential candidates for Chapman University (CalTPA aligned to California’s 13 TPEs), including program-level readiness recommendations for completion (approval/non-approval); known for steady partnership with students and families and durable literacy confidence growth.</w:t>
+        <w:t>Chapman field supervisor for Special Education and Multiple Subject candidates: combines coaching with formal evaluation, CalTPA guidance aligned to California’s 13 TPEs, and completion readiness recommendations (approval/non-approval).</w:t>
       </w:r>
     </w:p>
     <w:p>
@@ -89,7 +89,7 @@
           <w:rFonts w:ascii="Calibri" w:hAnsi="Calibri"/>
           <w:sz w:val="22"/>
         </w:rPr>
-        <w:t>Chapman University Field Supervisor (Special Education &amp; Multiple Subject candidates): coaches and evaluates candidates during clinical practice and student teaching; supports CalTPA using the 13 TPEs; observes, conferences, and documents formative/summative feedback; collaborates with mentor teachers and program leadership; recommends completion readiness (approval/non-approval).</w:t>
+        <w:t>Evaluated and coached Chapman Special Education and Multiple Subject candidates—anchoring feedback to CalTPA and all 13 TPEs—and issued approval/non-approval program readiness calls on completion.</w:t>
       </w:r>
     </w:p>
     <w:p>
@@ -101,7 +101,7 @@
           <w:rFonts w:ascii="Calibri" w:hAnsi="Calibri"/>
           <w:sz w:val="22"/>
         </w:rPr>
-        <w:t>Mission Hills Christian School (Junior High English): supported a long-term shift from active reading avoidance to engagement across two school years; in high school the student independently chose novel-study coursework and credited the earlier confidence foundation as the reason they were willing to try.</w:t>
+        <w:t>Runs Orange USD (Olive) caseloads across SDC + RSP/Inclusion with MTSS/RTI and UDL, keeping mild/moderate services tight to measurable IEP goals and workable general education partnerships.</w:t>
       </w:r>
     </w:p>
     <w:p>
@@ -113,7 +113,7 @@
           <w:rFonts w:ascii="Calibri" w:hAnsi="Calibri"/>
           <w:sz w:val="22"/>
         </w:rPr>
-        <w:t>Chino Unified School District (Anna Borba Elementary): supported two students who had been labeled as behavior concerns through relationship-first check-ins, barrier reduction, and interest-based engagement; strengthened family–school partnership and long-horizon student trajectories (privacy-safe details only).</w:t>
+        <w:t>Mission Hills junior high English: moved a reluctant reader from avoidance to steady engagement over two years; the student later chose high school novel-study electives and pointed to this stretch as the turning point (privacy-safe).</w:t>
       </w:r>
     </w:p>
     <w:p>
@@ -125,7 +125,7 @@
           <w:rFonts w:ascii="Calibri" w:hAnsi="Calibri"/>
           <w:sz w:val="22"/>
         </w:rPr>
-        <w:t>Orange Unified School District (Olive Elementary): designs and delivers individualized, standards-based instruction for students with mild/moderate disabilities across SDC and RSP/Inclusion service models with MTSS/RTI and UDL-aligned practices.</w:t>
+        <w:t>Anna Borba (Chino USD): built trust with two students flagged as high-risk behavior concerns; engagement improved, families re-engaged at school after long gaps, and both students later described the steady support as formative (privacy-safe).</w:t>
       </w:r>
     </w:p>
     <w:p>
@@ -137,7 +137,7 @@
           <w:rFonts w:ascii="Calibri" w:hAnsi="Calibri"/>
           <w:sz w:val="22"/>
         </w:rPr>
-        <w:t>Riley Elementary (Chino USD, volunteer): volunteered in a fifth-grade classroom; organized an entire grade-level Revolutionary War walk-through program; conducted weekly fifth-grade reading assessments and supported reading assessments in the Special Education department for intervention planning and progress monitoring.</w:t>
+        <w:t>Riley Elementary volunteer: led a grade-level Revolutionary War walk-through; ran weekly fifth-grade reading assessments and supported Special Education reading assessments that fed intervention plans and documentation.</w:t>
       </w:r>
     </w:p>
     <w:p>
@@ -149,7 +149,31 @@
           <w:rFonts w:ascii="Calibri" w:hAnsi="Calibri"/>
           <w:sz w:val="22"/>
         </w:rPr>
-        <w:t>Scope across settings: long-term elementary assignments (grades 1–6, including a combination class), junior high English, sixth-grade teaching, science fair coordination, and ACSI-related student academic competitions (as reflected in resume history).</w:t>
+        <w:t>Turns IEP paperwork, classroom evidence, and district assessments into a single feedback loop—so services and family communication change when students change, not when the calendar changes.</w:t>
+      </w:r>
+    </w:p>
+    <w:p>
+      <w:pPr>
+        <w:pStyle w:val="ListBullet"/>
+      </w:pPr>
+      <w:r>
+        <w:rPr>
+          <w:rFonts w:ascii="Calibri" w:hAnsi="Calibri"/>
+          <w:sz w:val="22"/>
+        </w:rPr>
+        <w:t>At Chapman, runs a disciplined observe–conference–document cycle so program standards convert into concrete teaching adjustments in partner schools.</w:t>
+      </w:r>
+    </w:p>
+    <w:p>
+      <w:pPr>
+        <w:pStyle w:val="ListBullet"/>
+      </w:pPr>
+      <w:r>
+        <w:rPr>
+          <w:rFonts w:ascii="Calibri" w:hAnsi="Calibri"/>
+          <w:sz w:val="22"/>
+        </w:rPr>
+        <w:t>Chino USD tenure: Master Teacher / Grade-Level Coordinator (fifth); RTI; West End SELPA academic/behavior team; science fair; SSC; textbook adoption; PQR; DARE collaboration; IB Early Years—impact beyond one classroom.</w:t>
       </w:r>
     </w:p>
     <w:p>
@@ -171,7 +195,7 @@
           <w:rFonts w:ascii="Calibri" w:hAnsi="Calibri"/>
           <w:sz w:val="22"/>
         </w:rPr>
-        <w:t>SDC, RSP/Inclusion, and mainstream collaboration | IEP development and standards-based individualized instruction | MTSS/RTI, progress monitoring, and assessment administration | UDL, lesson planning, differentiation, and small-group instruction | Classroom management and positive behavior supports | Family communication and partnership | Paraprofessional direction and classroom systems | Clinical supervision, observation, and written evaluation | CalTPA and TPE-aligned coaching for credential candidates | Committee leadership and site/district initiatives</w:t>
+        <w:t>SDC &amp; RSP/Inclusion | IEP development &amp; compliance | MTSS/RTI teaming | UDL-informed instruction | Progress monitoring &amp; assessment | Family partnership | Paraprofessional leadership | Formal observation &amp; written evaluation (13 TPEs) | CalTPA-aligned coaching | Site &amp; district committees</w:t>
       </w:r>
     </w:p>
     <w:p>
@@ -196,7 +220,7 @@
           <w:rFonts w:ascii="Calibri" w:hAnsi="Calibri"/>
           <w:sz w:val="22"/>
         </w:rPr>
-        <w:t>Clear Education Specialist Instructional Credential, Mild/Moderate — June 2019</w:t>
+        <w:t>Clear Education Specialist Mild/Moderate — June 2019</w:t>
       </w:r>
     </w:p>
     <w:p>
@@ -208,7 +232,7 @@
           <w:rFonts w:ascii="Calibri" w:hAnsi="Calibri"/>
           <w:sz w:val="22"/>
         </w:rPr>
-        <w:t>Multiple Subject Teaching Credential (Clear); renewal on file — Renewal: January 1, 2021 [NEEDS CONFIRMATION: confirm current renewal cycle on CTC printout]</w:t>
+        <w:t>Multiple Subject Teaching Credential — Renewal January 1, 2021</w:t>
       </w:r>
     </w:p>
     <w:p>
@@ -220,7 +244,7 @@
           <w:rFonts w:ascii="Calibri" w:hAnsi="Calibri"/>
           <w:sz w:val="22"/>
         </w:rPr>
-        <w:t>IB Certification, Primary Years Programme (PYP) — March 2007</w:t>
+        <w:t>IB PYP — March 2007</w:t>
       </w:r>
     </w:p>
     <w:p>
@@ -232,7 +256,7 @@
           <w:rFonts w:ascii="Calibri" w:hAnsi="Calibri"/>
           <w:sz w:val="22"/>
         </w:rPr>
-        <w:t>CLAD Certificate — November 2006</w:t>
+        <w:t>CLAD — November 2006</w:t>
       </w:r>
     </w:p>
     <w:p>
@@ -255,7 +279,7 @@
           <w:b/>
           <w:sz w:val="22"/>
         </w:rPr>
-        <w:t>Education Specialist (SDC; RSP/Inclusion) | Orange Unified School District, Olive Elementary | Orange, CA | August 2017 – Present</w:t>
+        <w:t>Education Specialist (SDC + RSP/Inclusion) | Orange Unified School District, Olive Elementary | Orange, CA | August 2017 – Present</w:t>
       </w:r>
     </w:p>
     <w:p>
@@ -267,7 +291,7 @@
           <w:rFonts w:ascii="Calibri" w:hAnsi="Calibri"/>
           <w:sz w:val="22"/>
         </w:rPr>
-        <w:t>Develop and implement individualized, standards-based instruction aligned to IEP goals for students with mild/moderate disabilities across SDC and RSP/Inclusion service models.</w:t>
+        <w:t>Leads programming across SDC and RSP/Inclusion so each IEP matches the learner’s actual day—whole group, small group, and individualized formats as appropriate.</w:t>
       </w:r>
     </w:p>
     <w:p>
@@ -279,7 +303,7 @@
           <w:rFonts w:ascii="Calibri" w:hAnsi="Calibri"/>
           <w:sz w:val="22"/>
         </w:rPr>
-        <w:t>Apply MTSS/RTI and UDL-aligned practices to plan measurable goals, deliver small-group and individualized instruction, monitor progress, administer assessments, and partner with general education teachers on inclusion supports.</w:t>
+        <w:t>Uses MTSS/RTI teaming and UDL-informed planning to set measurable goals, respond to progress data, and adjust scaffolds while keeping access to grade-level expectations in view.</w:t>
       </w:r>
     </w:p>
     <w:p>
@@ -291,17 +315,7 @@
           <w:rFonts w:ascii="Calibri" w:hAnsi="Calibri"/>
           <w:sz w:val="22"/>
         </w:rPr>
-        <w:t>Maintain proactive family communication; participate in IEP meetings, placement discussions, and required documentation; lead a structured classroom environment and direct assigned paraprofessionals; support positive behavior and safe participation; attend site/district special education meetings as needed.</w:t>
-      </w:r>
-    </w:p>
-    <w:p>
-      <w:r>
-        <w:rPr>
-          <w:rFonts w:ascii="Calibri" w:hAnsi="Calibri"/>
-          <w:b/>
-          <w:sz w:val="22"/>
-        </w:rPr>
-        <w:t>Field Supervisor, Special Education &amp; Multiple Subject Credential Candidates | Chapman University, College of Educational Studies (field supervision) | Orange, CA | August 2020 – Present (As-needed / caseload-based)</w:t>
+        <w:t>Co-plans with general education teachers so inclusion supports are workable in the real bell schedule, not only in the IEP binder.</w:t>
       </w:r>
     </w:p>
     <w:p>
@@ -313,7 +327,7 @@
           <w:rFonts w:ascii="Calibri" w:hAnsi="Calibri"/>
           <w:sz w:val="22"/>
         </w:rPr>
-        <w:t>Supervise graduate candidates during clinical practice and student teaching; provide coaching and formal evaluation aligned to program standards and the 13 California Teaching Performance Expectations (TPEs).</w:t>
+        <w:t>Keeps families ahead of surprises: clear, steady communication about goals, behavior supports, and next steps tied to IEP timelines.</w:t>
       </w:r>
     </w:p>
     <w:p>
@@ -325,7 +339,7 @@
           <w:rFonts w:ascii="Calibri" w:hAnsi="Calibri"/>
           <w:sz w:val="22"/>
         </w:rPr>
-        <w:t>Conduct observations and pre/post conferences; deliver documented formative and summative feedback; support CalTPA-related expectations across lesson design, differentiation, classroom management, assessment, and portfolio milestones; collaborate with mentor teachers and university program leadership; complete required documentation and participate in evaluation meetings.</w:t>
+        <w:t>Runs calm classroom systems and directs assigned paraprofessionals toward consistent routines, positive expectations, and safe participation in class and transitions.</w:t>
       </w:r>
     </w:p>
     <w:p>
@@ -337,7 +351,89 @@
           <w:rFonts w:ascii="Calibri" w:hAnsi="Calibri"/>
           <w:sz w:val="22"/>
         </w:rPr>
-        <w:t>Provide program-level readiness recommendations for credential advancement and completion (approval/non-approval).</w:t>
+        <w:t>Carries assessments and participates in site and district special education meetings when decisions affect outcomes or placements for assigned students.</w:t>
+      </w:r>
+    </w:p>
+    <w:p>
+      <w:r>
+        <w:rPr>
+          <w:rFonts w:ascii="Calibri" w:hAnsi="Calibri"/>
+          <w:b/>
+          <w:sz w:val="22"/>
+        </w:rPr>
+        <w:t>Field Supervisor, Special Education &amp; Multiple Subject Credential Candidates | Chapman University, College of Educational Studies (field supervision) | Orange, CA | August 2020 – Present (Caseload-based)</w:t>
+      </w:r>
+    </w:p>
+    <w:p>
+      <w:pPr>
+        <w:pStyle w:val="ListBullet"/>
+      </w:pPr>
+      <w:r>
+        <w:rPr>
+          <w:rFonts w:ascii="Calibri" w:hAnsi="Calibri"/>
+          <w:sz w:val="22"/>
+        </w:rPr>
+        <w:t>Serves as university field supervisor for Special Education and Multiple Subject candidates, holding formal evaluation authority alongside structured coaching across clinical practice and student teaching.</w:t>
+      </w:r>
+    </w:p>
+    <w:p>
+      <w:pPr>
+        <w:pStyle w:val="ListBullet"/>
+      </w:pPr>
+      <w:r>
+        <w:rPr>
+          <w:rFonts w:ascii="Calibri" w:hAnsi="Calibri"/>
+          <w:sz w:val="22"/>
+        </w:rPr>
+        <w:t>Anchors written and conference feedback to California’s 13 TPEs and CalTPA milestones—lesson design, differentiation, classroom management, assessment, and portfolio requirements.</w:t>
+      </w:r>
+    </w:p>
+    <w:p>
+      <w:pPr>
+        <w:pStyle w:val="ListBullet"/>
+      </w:pPr>
+      <w:r>
+        <w:rPr>
+          <w:rFonts w:ascii="Calibri" w:hAnsi="Calibri"/>
+          <w:sz w:val="22"/>
+        </w:rPr>
+        <w:t>Conducts formal observations with pre- and post-conferences; records formative and summative judgments with evidence and specific next steps candidates can implement immediately.</w:t>
+      </w:r>
+    </w:p>
+    <w:p>
+      <w:pPr>
+        <w:pStyle w:val="ListBullet"/>
+      </w:pPr>
+      <w:r>
+        <w:rPr>
+          <w:rFonts w:ascii="Calibri" w:hAnsi="Calibri"/>
+          <w:sz w:val="22"/>
+        </w:rPr>
+        <w:t>Coordinates with mentor teachers and program leadership on concerns, documentation quality, and placement fitness while upholding confidentiality and ethical practice.</w:t>
+      </w:r>
+    </w:p>
+    <w:p>
+      <w:pPr>
+        <w:pStyle w:val="ListBullet"/>
+      </w:pPr>
+      <w:r>
+        <w:rPr>
+          <w:rFonts w:ascii="Calibri" w:hAnsi="Calibri"/>
+          <w:sz w:val="22"/>
+        </w:rPr>
+        <w:t>Participates in program evaluation meetings where readiness for added responsibility and milestone completion are decided.</w:t>
+      </w:r>
+    </w:p>
+    <w:p>
+      <w:pPr>
+        <w:pStyle w:val="ListBullet"/>
+      </w:pPr>
+      <w:r>
+        <w:rPr>
+          <w:rFonts w:ascii="Calibri" w:hAnsi="Calibri"/>
+          <w:sz w:val="22"/>
+        </w:rPr>
+        <w:t>Submits program-level readiness recommendations for credential advancement and completion, including approval and non-approval outcomes tied to documented performance.</w:t>
       </w:r>
     </w:p>
     <w:p>
@@ -359,17 +455,7 @@
           <w:rFonts w:ascii="Calibri" w:hAnsi="Calibri"/>
           <w:sz w:val="22"/>
         </w:rPr>
-        <w:t>Supported students with disabilities in small-group and individual instruction under the direction of the special education classroom teacher; assisted with assignments, projects, and daily routines; supervised students during structured non-instructional activities as assigned.</w:t>
-      </w:r>
-    </w:p>
-    <w:p>
-      <w:r>
-        <w:rPr>
-          <w:rFonts w:ascii="Calibri" w:hAnsi="Calibri"/>
-          <w:b/>
-          <w:sz w:val="22"/>
-        </w:rPr>
-        <w:t>Volunteer — Fifth-Grade Classroom &amp; Special Education Support | Chino Unified School District, Riley Elementary | Chino, CA | 2013 – 2016 [Dates appear in Kelly_Peterson_Resume_Portfolio.docx as 2013–2016; not listed on the 2020 resume file. [NEEDS CONFIRMATION: exact months/years]]</w:t>
+        <w:t>Delivered small-group and one-to-one support for students with disabilities under the education specialist’s direction, keeping students on IEP-aligned tasks and classroom routines.</w:t>
       </w:r>
     </w:p>
     <w:p>
@@ -381,7 +467,17 @@
           <w:rFonts w:ascii="Calibri" w:hAnsi="Calibri"/>
           <w:sz w:val="22"/>
         </w:rPr>
-        <w:t>Volunteered in a fifth-grade classroom; organized and led an entire grade-level Revolutionary War walk-through program (materials, stations, and rotations).</w:t>
+        <w:t>Handled materials, transitions, and assigned supervision during structured non-instructional periods so instruction could stay focused.</w:t>
+      </w:r>
+    </w:p>
+    <w:p>
+      <w:r>
+        <w:rPr>
+          <w:rFonts w:ascii="Calibri" w:hAnsi="Calibri"/>
+          <w:b/>
+          <w:sz w:val="22"/>
+        </w:rPr>
+        <w:t>Volunteer — Fifth-Grade Classroom &amp; Special Education Support | Chino Unified School District, Riley Elementary | Chino, CA | June 2013 – March 2016</w:t>
       </w:r>
     </w:p>
     <w:p>
@@ -393,7 +489,31 @@
           <w:rFonts w:ascii="Calibri" w:hAnsi="Calibri"/>
           <w:sz w:val="22"/>
         </w:rPr>
-        <w:t>Conducted weekly fifth-grade reading assessments and supported reading assessments in the Special Education department to inform intervention planning and progress monitoring.</w:t>
+        <w:t>Volunteered in a fifth-grade classroom during a career transition, reinforcing instruction and daily routines alongside the classroom teacher.</w:t>
+      </w:r>
+    </w:p>
+    <w:p>
+      <w:pPr>
+        <w:pStyle w:val="ListBullet"/>
+      </w:pPr>
+      <w:r>
+        <w:rPr>
+          <w:rFonts w:ascii="Calibri" w:hAnsi="Calibri"/>
+          <w:sz w:val="22"/>
+        </w:rPr>
+        <w:t>Planned and led a schoolwide fifth-grade Revolutionary War walk-through, coordinating stations, materials, and rotations for the full grade level.</w:t>
+      </w:r>
+    </w:p>
+    <w:p>
+      <w:pPr>
+        <w:pStyle w:val="ListBullet"/>
+      </w:pPr>
+      <w:r>
+        <w:rPr>
+          <w:rFonts w:ascii="Calibri" w:hAnsi="Calibri"/>
+          <w:sz w:val="22"/>
+        </w:rPr>
+        <w:t>Ran weekly fifth-grade reading assessments and supported Special Education department reading assessments so teams could adjust interventions and maintain clear records.</w:t>
       </w:r>
     </w:p>
     <w:p>
@@ -415,7 +535,7 @@
           <w:rFonts w:ascii="Calibri" w:hAnsi="Calibri"/>
           <w:sz w:val="22"/>
         </w:rPr>
-        <w:t>Taught junior high English with curriculum responsibilities and individualized academic planning for students with elevated learning needs; collaborated with the school psychologist on individualized programming (elementary and junior high).</w:t>
+        <w:t>Taught junior high English with schoolwide curriculum responsibilities and individualized academic plans for students with elevated learning needs.</w:t>
       </w:r>
     </w:p>
     <w:p>
@@ -427,7 +547,7 @@
           <w:rFonts w:ascii="Calibri" w:hAnsi="Calibri"/>
           <w:sz w:val="22"/>
         </w:rPr>
-        <w:t>Sponsored student participation in regional speech, spelling, and creative writing competitions through ACSI-related programs.</w:t>
+        <w:t>Partnered with the school psychologist on individualized programming spanning elementary and junior high levels.</w:t>
       </w:r>
     </w:p>
     <w:p>
@@ -439,17 +559,7 @@
           <w:rFonts w:ascii="Calibri" w:hAnsi="Calibri"/>
           <w:sz w:val="22"/>
         </w:rPr>
-        <w:t>Reluctant reader growth (privacy-safe): supported a multi-year shift from reading avoidance to engagement; the student later chose high school novel-study electives and credited the earlier confidence foundation.</w:t>
-      </w:r>
-    </w:p>
-    <w:p>
-      <w:r>
-        <w:rPr>
-          <w:rFonts w:ascii="Calibri" w:hAnsi="Calibri"/>
-          <w:b/>
-          <w:sz w:val="22"/>
-        </w:rPr>
-        <w:t>Elementary Classroom Teacher (grades 1–6); Master Teacher (fifth grade) | Chino Unified School District, Anna Borba Elementary | Chino, CA | August 1994 – June 2008</w:t>
+        <w:t>Sponsored regional speech, spelling, and creative writing participation through ACSI-related programs.</w:t>
       </w:r>
     </w:p>
     <w:p>
@@ -461,7 +571,17 @@
           <w:rFonts w:ascii="Calibri" w:hAnsi="Calibri"/>
           <w:sz w:val="22"/>
         </w:rPr>
-        <w:t>Delivered daily instruction across multiple grade levels (including a 1/2 combination class) with long-term assignments in fifth and sixth grades; fifth-grade Master Teacher and Grade Level Coordinator; collaborated with the resource specialist on inclusion-type instruction; RTI team; Specialized Academic &amp; Behavior Intervention Team (West End SELPA trained); Conflict Managers training (West End SELPA program); science fair coordination; School Site Council; district textbook adoption; PQR team training; collaborative DARE instruction with the Chino Police Department; IB Early Primary Years training and certification.</w:t>
+        <w:t>Reluctant reader outcome (privacy-safe): supported a multi-year shift from reading avoidance to engagement; the student later chose high school novel-study electives and credited the earlier confidence foundation.</w:t>
+      </w:r>
+    </w:p>
+    <w:p>
+      <w:r>
+        <w:rPr>
+          <w:rFonts w:ascii="Calibri" w:hAnsi="Calibri"/>
+          <w:b/>
+          <w:sz w:val="22"/>
+        </w:rPr>
+        <w:t>Elementary Teacher (grades 1–6); Master Teacher (fifth grade) | Chino Unified School District, Anna Borba Elementary | Chino, CA | August 1994 – June 2008</w:t>
       </w:r>
     </w:p>
     <w:p>
@@ -473,7 +593,43 @@
           <w:rFonts w:ascii="Calibri" w:hAnsi="Calibri"/>
           <w:sz w:val="22"/>
         </w:rPr>
-        <w:t>High-need student support (privacy-safe): supported two students labeled as behavior concerns through relationship-first check-ins, barrier reduction, and interest-based engagement; strengthened family partnership and long-horizon trajectories (no identifying details).</w:t>
+        <w:t>Taught multiple grade levels—including a 1/2 combination and extended assignments in fifth and sixth grades—while serving as fifth-grade Master Teacher and Grade Level Coordinator and partnering with the resource specialist on inclusion-style instruction.</w:t>
+      </w:r>
+    </w:p>
+    <w:p>
+      <w:pPr>
+        <w:pStyle w:val="ListBullet"/>
+      </w:pPr>
+      <w:r>
+        <w:rPr>
+          <w:rFonts w:ascii="Calibri" w:hAnsi="Calibri"/>
+          <w:sz w:val="22"/>
+        </w:rPr>
+        <w:t>Served on the RTI team and the Specialized Academic &amp; Behavior Intervention Team (West End SELPA trained); supported schoolwide Conflict Managers training (West End SELPA program).</w:t>
+      </w:r>
+    </w:p>
+    <w:p>
+      <w:pPr>
+        <w:pStyle w:val="ListBullet"/>
+      </w:pPr>
+      <w:r>
+        <w:rPr>
+          <w:rFonts w:ascii="Calibri" w:hAnsi="Calibri"/>
+          <w:sz w:val="22"/>
+        </w:rPr>
+        <w:t>Coordinated schoolwide science fair programming; participated in School Site Council, district textbook adoption, PQR team training, and collaborative DARE instruction with the Chino Police Department; completed IB Early Primary Years training and certification.</w:t>
+      </w:r>
+    </w:p>
+    <w:p>
+      <w:pPr>
+        <w:pStyle w:val="ListBullet"/>
+      </w:pPr>
+      <w:r>
+        <w:rPr>
+          <w:rFonts w:ascii="Calibri" w:hAnsi="Calibri"/>
+          <w:sz w:val="22"/>
+        </w:rPr>
+        <w:t>Two-student outcome (privacy-safe): supported two students often labeled as behavior concerns through relationship-first check-ins, barrier reduction, and interest-based engagement; strengthened family partnership and long-horizon trajectories without sharing identifying details.</w:t>
       </w:r>
     </w:p>
     <w:p>
@@ -495,7 +651,19 @@
           <w:rFonts w:ascii="Calibri" w:hAnsi="Calibri"/>
           <w:sz w:val="22"/>
         </w:rPr>
-        <w:t>Provided curriculum development and daily sixth-grade instruction, including academic intervention supports; coordinated schoolwide science fair programming and collaborative DARE instruction with the Chino Police Department.</w:t>
+        <w:t>Delivered daily sixth-grade instruction with curriculum development responsibilities and academic intervention supports.</w:t>
+      </w:r>
+    </w:p>
+    <w:p>
+      <w:pPr>
+        <w:pStyle w:val="ListBullet"/>
+      </w:pPr>
+      <w:r>
+        <w:rPr>
+          <w:rFonts w:ascii="Calibri" w:hAnsi="Calibri"/>
+          <w:sz w:val="22"/>
+        </w:rPr>
+        <w:t>Coordinated schoolwide science fair programming and collaborative DARE instruction with the Chino Police Department.</w:t>
       </w:r>
     </w:p>
     <w:p>
@@ -512,16 +680,39 @@
       </w:r>
     </w:p>
     <w:p>
+      <w:pPr>
+        <w:pStyle w:val="ListBullet"/>
+      </w:pPr>
       <w:r>
         <w:rPr>
           <w:rFonts w:ascii="Calibri" w:hAnsi="Calibri"/>
           <w:sz w:val="22"/>
         </w:rPr>
-        <w:t>Master of Arts, Special Education — Chapman University, Orange, CA (December 2018)</w:t>
-        <w:br/>
-        <w:t>Multiple Subjects Teaching Credential — Chapman University, Orange, CA (January 1991)</w:t>
-        <w:br/>
-        <w:t>Bachelor of Science, Child Development — California State University, Fullerton, Fullerton, CA (January 1990)</w:t>
+        <w:t>M.A. Special Education — Chapman University, Orange, CA (December 2018)</w:t>
+      </w:r>
+    </w:p>
+    <w:p>
+      <w:pPr>
+        <w:pStyle w:val="ListBullet"/>
+      </w:pPr>
+      <w:r>
+        <w:rPr>
+          <w:rFonts w:ascii="Calibri" w:hAnsi="Calibri"/>
+          <w:sz w:val="22"/>
+        </w:rPr>
+        <w:t>Multiple Subject Teaching Credential — Chapman University, Orange, CA (January 1991)</w:t>
+      </w:r>
+    </w:p>
+    <w:p>
+      <w:pPr>
+        <w:pStyle w:val="ListBullet"/>
+      </w:pPr>
+      <w:r>
+        <w:rPr>
+          <w:rFonts w:ascii="Calibri" w:hAnsi="Calibri"/>
+          <w:sz w:val="22"/>
+        </w:rPr>
+        <w:t>B.S. Child Development — CSU Fullerton, Fullerton, CA (January 1990)</w:t>
       </w:r>
     </w:p>
     <w:sectPr>

--- a/outputs/resume_v1.docx
+++ b/outputs/resume_v1.docx
@@ -46,7 +46,7 @@
           <w:rFonts w:ascii="Calibri" w:hAnsi="Calibri"/>
           <w:sz w:val="22"/>
         </w:rPr>
-        <w:t>Special education teacher and university field supervisor with 26+ years across SDC, RSP/Inclusion, and general education (TK–8) in public and private schools.</w:t>
+        <w:t>Veteran TK–8 special education specialist (26+ years): SDC and RSP/Inclusion across public and private schools, with Clear Education Specialist (Mild/Moderate) and M.A. Special Education (Chapman, 2018).</w:t>
       </w:r>
     </w:p>
     <w:p>
@@ -55,7 +55,7 @@
           <w:rFonts w:ascii="Calibri" w:hAnsi="Calibri"/>
           <w:sz w:val="22"/>
         </w:rPr>
-        <w:t>M.A. in Special Education (Chapman, 2018) and Clear Education Specialist (Mild/Moderate); instruction centers on legally defensible IEPs, MTSS/RTI teaming, and UDL-informed planning.</w:t>
+        <w:t>Chapman University field supervisor with evaluator authority for Special Education and Multiple Subject candidates—CalTPA-aligned feedback, California’s 13 TPEs, and formal completion recommendations including approval and non-approval tied to documented evidence.</w:t>
       </w:r>
     </w:p>
     <w:p>
@@ -64,7 +64,7 @@
           <w:rFonts w:ascii="Calibri" w:hAnsi="Calibri"/>
           <w:sz w:val="22"/>
         </w:rPr>
-        <w:t>Chapman field supervisor for Special Education and Multiple Subject candidates: combines coaching with formal evaluation, CalTPA guidance aligned to California’s 13 TPEs, and completion readiness recommendations (approval/non-approval).</w:t>
+        <w:t>Instruction and leadership center on legally defensible IEPs, MTSS/RTI teaming, and UDL-informed access to grade-level expectations.</w:t>
       </w:r>
     </w:p>
     <w:p>
@@ -89,7 +89,7 @@
           <w:rFonts w:ascii="Calibri" w:hAnsi="Calibri"/>
           <w:sz w:val="22"/>
         </w:rPr>
-        <w:t>Evaluated and coached Chapman Special Education and Multiple Subject candidates—anchoring feedback to CalTPA and all 13 TPEs—and issued approval/non-approval program readiness calls on completion.</w:t>
+        <w:t>As Chapman field supervisor, formally evaluated Special Education and Multiple Subject candidates—grounding written and conference feedback in CalTPA milestones and all 13 TPEs—and rendered program readiness decisions, including approval and non-approval, based on documented performance.</w:t>
       </w:r>
     </w:p>
     <w:p>
@@ -101,7 +101,7 @@
           <w:rFonts w:ascii="Calibri" w:hAnsi="Calibri"/>
           <w:sz w:val="22"/>
         </w:rPr>
-        <w:t>Runs Orange USD (Olive) caseloads across SDC + RSP/Inclusion with MTSS/RTI and UDL, keeping mild/moderate services tight to measurable IEP goals and workable general education partnerships.</w:t>
+        <w:t>At Orange USD (Olive Elementary), directs concurrent SDC and RSP/Inclusion programming so mild/moderate services, measurable IEP goals, and co-planned inclusion supports stay aligned with each student’s actual school day and general education partnerships.</w:t>
       </w:r>
     </w:p>
     <w:p>
@@ -113,7 +113,7 @@
           <w:rFonts w:ascii="Calibri" w:hAnsi="Calibri"/>
           <w:sz w:val="22"/>
         </w:rPr>
-        <w:t>Mission Hills junior high English: moved a reluctant reader from avoidance to steady engagement over two years; the student later chose high school novel-study electives and pointed to this stretch as the turning point (privacy-safe).</w:t>
+        <w:t>Mission Hills junior high English: over two school years, moved a reluctant reader from avoidance to consistent engagement; the student later selected high school novel-study electives and described that stretch as the turning point (privacy-safe).</w:t>
       </w:r>
     </w:p>
     <w:p>
@@ -125,7 +125,7 @@
           <w:rFonts w:ascii="Calibri" w:hAnsi="Calibri"/>
           <w:sz w:val="22"/>
         </w:rPr>
-        <w:t>Anna Borba (Chino USD): built trust with two students flagged as high-risk behavior concerns; engagement improved, families re-engaged at school after long gaps, and both students later described the steady support as formative (privacy-safe).</w:t>
+        <w:t>Anna Borba (Chino USD): earned trust with two students flagged as high-risk behavior concerns; school engagement strengthened, families returned to school events after long gaps, and both students later described the steady support as formative (privacy-safe).</w:t>
       </w:r>
     </w:p>
     <w:p>
@@ -137,7 +137,7 @@
           <w:rFonts w:ascii="Calibri" w:hAnsi="Calibri"/>
           <w:sz w:val="22"/>
         </w:rPr>
-        <w:t>Riley Elementary volunteer: led a grade-level Revolutionary War walk-through; ran weekly fifth-grade reading assessments and supported Special Education reading assessments that fed intervention plans and documentation.</w:t>
+        <w:t>Riley Elementary (volunteer): led a grade-level Revolutionary War walk-through and ran reading-assessment cycles that fed fifth-grade and Special Education intervention planning and records.</w:t>
       </w:r>
     </w:p>
     <w:p>
@@ -149,7 +149,7 @@
           <w:rFonts w:ascii="Calibri" w:hAnsi="Calibri"/>
           <w:sz w:val="22"/>
         </w:rPr>
-        <w:t>Turns IEP paperwork, classroom evidence, and district assessments into a single feedback loop—so services and family communication change when students change, not when the calendar changes.</w:t>
+        <w:t>Chino USD tenure (grades 1–6): Master Teacher / fifth-grade Grade-Level Coordinator; RTI; West End SELPA academic/behavior team; science fair; SSC; textbook adoption; PQR; DARE collaboration; IB Early Years—scope beyond a single classroom.</w:t>
       </w:r>
     </w:p>
     <w:p>
@@ -161,7 +161,7 @@
           <w:rFonts w:ascii="Calibri" w:hAnsi="Calibri"/>
           <w:sz w:val="22"/>
         </w:rPr>
-        <w:t>At Chapman, runs a disciplined observe–conference–document cycle so program standards convert into concrete teaching adjustments in partner schools.</w:t>
+        <w:t>Closes the loop between IEP commitments, classroom evidence, and district assessments so service adjustments track student change, not only calendar checkpoints.</w:t>
       </w:r>
     </w:p>
     <w:p>
@@ -173,7 +173,7 @@
           <w:rFonts w:ascii="Calibri" w:hAnsi="Calibri"/>
           <w:sz w:val="22"/>
         </w:rPr>
-        <w:t>Chino USD tenure: Master Teacher / Grade-Level Coordinator (fifth); RTI; West End SELPA academic/behavior team; science fair; SSC; textbook adoption; PQR; DARE collaboration; IB Early Years—impact beyond one classroom.</w:t>
+        <w:t>Runs a disciplined observe–conference–document cycle with mentor teachers so program standards convert into concrete teaching adjustments in partner schools.</w:t>
       </w:r>
     </w:p>
     <w:p>
@@ -291,7 +291,7 @@
           <w:rFonts w:ascii="Calibri" w:hAnsi="Calibri"/>
           <w:sz w:val="22"/>
         </w:rPr>
-        <w:t>Leads programming across SDC and RSP/Inclusion so each IEP matches the learner’s actual day—whole group, small group, and individualized formats as appropriate.</w:t>
+        <w:t>Scopes concurrent SDC and RSP/Inclusion caseloads at Olive Elementary so mild/moderate services, placement minutes, and measurable IEP outcomes stay coherent across whole-group, small-group, and individualized formats.</w:t>
       </w:r>
     </w:p>
     <w:p>
@@ -303,7 +303,7 @@
           <w:rFonts w:ascii="Calibri" w:hAnsi="Calibri"/>
           <w:sz w:val="22"/>
         </w:rPr>
-        <w:t>Uses MTSS/RTI teaming and UDL-informed planning to set measurable goals, respond to progress data, and adjust scaffolds while keeping access to grade-level expectations in view.</w:t>
+        <w:t>Uses MTSS/RTI teaming and UDL-informed planning to turn progress data into timely scaffold shifts—preserving access to grade-level expectations when evidence supports it.</w:t>
       </w:r>
     </w:p>
     <w:p>
@@ -315,7 +315,7 @@
           <w:rFonts w:ascii="Calibri" w:hAnsi="Calibri"/>
           <w:sz w:val="22"/>
         </w:rPr>
-        <w:t>Co-plans with general education teachers so inclusion supports are workable in the real bell schedule, not only in the IEP binder.</w:t>
+        <w:t>Co-plans with general education so inclusion supports show up in live lessons and transitions, reducing the gap between IEP language and what students experience in the general education setting.</w:t>
       </w:r>
     </w:p>
     <w:p>
@@ -327,7 +327,7 @@
           <w:rFonts w:ascii="Calibri" w:hAnsi="Calibri"/>
           <w:sz w:val="22"/>
         </w:rPr>
-        <w:t>Keeps families ahead of surprises: clear, steady communication about goals, behavior supports, and next steps tied to IEP timelines.</w:t>
+        <w:t>Maintains predictable family communication on goals, behavior supports, and IEP-driven next steps so caregivers see changes before surprises land at home or in meetings.</w:t>
       </w:r>
     </w:p>
     <w:p>
@@ -339,7 +339,7 @@
           <w:rFonts w:ascii="Calibri" w:hAnsi="Calibri"/>
           <w:sz w:val="22"/>
         </w:rPr>
-        <w:t>Runs calm classroom systems and directs assigned paraprofessionals toward consistent routines, positive expectations, and safe participation in class and transitions.</w:t>
+        <w:t>Stabilizes classroom participation through calm systems and clear paraprofessional direction—consistent routines, positive expectations, and safe movement—so instructional time stays protected.</w:t>
       </w:r>
     </w:p>
     <w:p>
@@ -351,7 +351,7 @@
           <w:rFonts w:ascii="Calibri" w:hAnsi="Calibri"/>
           <w:sz w:val="22"/>
         </w:rPr>
-        <w:t>Carries assessments and participates in site and district special education meetings when decisions affect outcomes or placements for assigned students.</w:t>
+        <w:t>Represents assigned students in assessments and site/district special education forums when decisions materially affect services, placements, or outcomes.</w:t>
       </w:r>
     </w:p>
     <w:p>

--- a/outputs/resume_v1.docx
+++ b/outputs/resume_v1.docx
@@ -46,7 +46,7 @@
           <w:rFonts w:ascii="Calibri" w:hAnsi="Calibri"/>
           <w:sz w:val="22"/>
         </w:rPr>
-        <w:t>Veteran TK–8 special education specialist (26+ years): SDC and RSP/Inclusion across public and private schools, with Clear Education Specialist (Mild/Moderate) and M.A. Special Education (Chapman, 2018).</w:t>
+        <w:t>TK–8 Education Specialist (SDC + RSP/Inclusion), 26+ years across public and private schools; Clear Mild/Moderate credential and M.A. Special Education (Chapman, 2018).</w:t>
       </w:r>
     </w:p>
     <w:p>
@@ -55,16 +55,7 @@
           <w:rFonts w:ascii="Calibri" w:hAnsi="Calibri"/>
           <w:sz w:val="22"/>
         </w:rPr>
-        <w:t>Chapman University field supervisor with evaluator authority for Special Education and Multiple Subject candidates—CalTPA-aligned feedback, California’s 13 TPEs, and formal completion recommendations including approval and non-approval tied to documented evidence.</w:t>
-      </w:r>
-    </w:p>
-    <w:p>
-      <w:r>
-        <w:rPr>
-          <w:rFonts w:ascii="Calibri" w:hAnsi="Calibri"/>
-          <w:sz w:val="22"/>
-        </w:rPr>
-        <w:t>Instruction and leadership center on legally defensible IEPs, MTSS/RTI teaming, and UDL-informed access to grade-level expectations.</w:t>
+        <w:t>Chapman Field Supervisor: formal evaluator for Special Education and Multiple Subject candidates (CalTPA + California’s 13 TPEs) with program completion recommendation authority, including documented approval and non-approval decisions.</w:t>
       </w:r>
     </w:p>
     <w:p>
@@ -89,7 +80,7 @@
           <w:rFonts w:ascii="Calibri" w:hAnsi="Calibri"/>
           <w:sz w:val="22"/>
         </w:rPr>
-        <w:t>As Chapman field supervisor, formally evaluated Special Education and Multiple Subject candidates—grounding written and conference feedback in CalTPA milestones and all 13 TPEs—and rendered program readiness decisions, including approval and non-approval, based on documented performance.</w:t>
+        <w:t>Chapman evaluator: CalTPA + 13 TPEs evidence; recommends completion via approval or non-approval.</w:t>
       </w:r>
     </w:p>
     <w:p>
@@ -101,7 +92,7 @@
           <w:rFonts w:ascii="Calibri" w:hAnsi="Calibri"/>
           <w:sz w:val="22"/>
         </w:rPr>
-        <w:t>At Orange USD (Olive Elementary), directs concurrent SDC and RSP/Inclusion programming so mild/moderate services, measurable IEP goals, and co-planned inclusion supports stay aligned with each student’s actual school day and general education partnerships.</w:t>
+        <w:t>OUSD Olive: concurrent SDC + RSP/Inclusion ties IEP goals and co-teaching to bell-to-bell reality.</w:t>
       </w:r>
     </w:p>
     <w:p>
@@ -113,7 +104,7 @@
           <w:rFonts w:ascii="Calibri" w:hAnsi="Calibri"/>
           <w:sz w:val="22"/>
         </w:rPr>
-        <w:t>Mission Hills junior high English: over two school years, moved a reluctant reader from avoidance to consistent engagement; the student later selected high school novel-study electives and described that stretch as the turning point (privacy-safe).</w:t>
+        <w:t>Mission Hills English: two-year move from avoidance to engagement; later novel electives—student-cited turning point (privacy-safe).</w:t>
       </w:r>
     </w:p>
     <w:p>
@@ -125,7 +116,7 @@
           <w:rFonts w:ascii="Calibri" w:hAnsi="Calibri"/>
           <w:sz w:val="22"/>
         </w:rPr>
-        <w:t>Anna Borba (Chino USD): earned trust with two students flagged as high-risk behavior concerns; school engagement strengthened, families returned to school events after long gaps, and both students later described the steady support as formative (privacy-safe).</w:t>
+        <w:t>Chino Anna Borba: two high-risk-profile students—trust rebuilt; families back at school; formative student reflections (privacy-safe).</w:t>
       </w:r>
     </w:p>
     <w:p>
@@ -137,7 +128,7 @@
           <w:rFonts w:ascii="Calibri" w:hAnsi="Calibri"/>
           <w:sz w:val="22"/>
         </w:rPr>
-        <w:t>Riley Elementary (volunteer): led a grade-level Revolutionary War walk-through and ran reading-assessment cycles that fed fifth-grade and Special Education intervention planning and records.</w:t>
+        <w:t>Riley volunteer: Revolutionary War walk-through at scale; reading data drove fifth-grade and SPED intervention cycles.</w:t>
       </w:r>
     </w:p>
     <w:p>
@@ -149,7 +140,7 @@
           <w:rFonts w:ascii="Calibri" w:hAnsi="Calibri"/>
           <w:sz w:val="22"/>
         </w:rPr>
-        <w:t>Chino USD tenure (grades 1–6): Master Teacher / fifth-grade Grade-Level Coordinator; RTI; West End SELPA academic/behavior team; science fair; SSC; textbook adoption; PQR; DARE collaboration; IB Early Years—scope beyond a single classroom.</w:t>
+        <w:t>Chino grades 1–6: Master Teacher, RTI, SELPA behavior team, science fair, SSC, textbook adoption—cross-site scope.</w:t>
       </w:r>
     </w:p>
     <w:p>
@@ -161,7 +152,7 @@
           <w:rFonts w:ascii="Calibri" w:hAnsi="Calibri"/>
           <w:sz w:val="22"/>
         </w:rPr>
-        <w:t>Closes the loop between IEP commitments, classroom evidence, and district assessments so service adjustments track student change, not only calendar checkpoints.</w:t>
+        <w:t>IEP documents, classroom evidence, and district assessments feed one adjustment loop—not calendar drift.</w:t>
       </w:r>
     </w:p>
     <w:p>
@@ -173,7 +164,7 @@
           <w:rFonts w:ascii="Calibri" w:hAnsi="Calibri"/>
           <w:sz w:val="22"/>
         </w:rPr>
-        <w:t>Runs a disciplined observe–conference–document cycle with mentor teachers so program standards convert into concrete teaching adjustments in partner schools.</w:t>
+        <w:t>Chapman observe–conference–document rhythm turns standards into same-week teaching adjustments in partner schools.</w:t>
       </w:r>
     </w:p>
     <w:p>
@@ -291,7 +282,7 @@
           <w:rFonts w:ascii="Calibri" w:hAnsi="Calibri"/>
           <w:sz w:val="22"/>
         </w:rPr>
-        <w:t>Scopes concurrent SDC and RSP/Inclusion caseloads at Olive Elementary so mild/moderate services, placement minutes, and measurable IEP outcomes stay coherent across whole-group, small-group, and individualized formats.</w:t>
+        <w:t>Shapes Olive Elementary’s concurrent SDC + RSP/Inclusion system so service models, minutes, and measurable IEP outcomes stay synchronized across whole-group, small-group, and pull-aside formats.</w:t>
       </w:r>
     </w:p>
     <w:p>
@@ -303,7 +294,7 @@
           <w:rFonts w:ascii="Calibri" w:hAnsi="Calibri"/>
           <w:sz w:val="22"/>
         </w:rPr>
-        <w:t>Uses MTSS/RTI teaming and UDL-informed planning to turn progress data into timely scaffold shifts—preserving access to grade-level expectations when evidence supports it.</w:t>
+        <w:t>Steers MTSS/RTI and UDL cycles so progress monitoring triggers timely scaffold shifts while keeping grade-level access in play when the data warrants it.</w:t>
       </w:r>
     </w:p>
     <w:p>
@@ -315,7 +306,7 @@
           <w:rFonts w:ascii="Calibri" w:hAnsi="Calibri"/>
           <w:sz w:val="22"/>
         </w:rPr>
-        <w:t>Co-plans with general education so inclusion supports show up in live lessons and transitions, reducing the gap between IEP language and what students experience in the general education setting.</w:t>
+        <w:t>Co-plans with general education so inclusion minutes materialize in live lessons and transitions—closing the gap between IEP promises and classroom execution.</w:t>
       </w:r>
     </w:p>
     <w:p>
@@ -327,7 +318,7 @@
           <w:rFonts w:ascii="Calibri" w:hAnsi="Calibri"/>
           <w:sz w:val="22"/>
         </w:rPr>
-        <w:t>Maintains predictable family communication on goals, behavior supports, and IEP-driven next steps so caregivers see changes before surprises land at home or in meetings.</w:t>
+        <w:t>Runs predictable family communication rhythms on goals, behavior plans, and IEP milestones so caregivers see momentum before surprises reach home or the meeting table.</w:t>
       </w:r>
     </w:p>
     <w:p>
@@ -339,7 +330,7 @@
           <w:rFonts w:ascii="Calibri" w:hAnsi="Calibri"/>
           <w:sz w:val="22"/>
         </w:rPr>
-        <w:t>Stabilizes classroom participation through calm systems and clear paraprofessional direction—consistent routines, positive expectations, and safe movement—so instructional time stays protected.</w:t>
+        <w:t>Programs calm routines and paraprofessional choreography around transitions—predictable starts, positive expectations, safe movement—so instructional minutes stay intact.</w:t>
       </w:r>
     </w:p>
     <w:p>
@@ -351,7 +342,7 @@
           <w:rFonts w:ascii="Calibri" w:hAnsi="Calibri"/>
           <w:sz w:val="22"/>
         </w:rPr>
-        <w:t>Represents assigned students in assessments and site/district special education forums when decisions materially affect services, placements, or outcomes.</w:t>
+        <w:t>Represents caseload students in assessments and site/district special education forums when decisions reset services, placements, or long-range outcomes.</w:t>
       </w:r>
     </w:p>
     <w:p>

--- a/outputs/resume_v1.docx
+++ b/outputs/resume_v1.docx
@@ -4,6 +4,7 @@
   <w:body>
     <w:p>
       <w:pPr>
+        <w:spacing w:after="120"/>
         <w:jc w:val="center"/>
       </w:pPr>
       <w:r>
@@ -17,19 +18,20 @@
     </w:p>
     <w:p>
       <w:pPr>
+        <w:spacing w:after="200" w:lineRule="auto" w:line="276"/>
         <w:jc w:val="center"/>
       </w:pPr>
       <w:r>
         <w:rPr>
           <w:rFonts w:ascii="Calibri" w:hAnsi="Calibri"/>
-          <w:sz w:val="20"/>
+          <w:sz w:val="21"/>
         </w:rPr>
         <w:t>Mission Viejo, CA 92692 | 949.556.5378 | [NEEDS CONFIRMATION: email]</w:t>
       </w:r>
     </w:p>
     <w:p>
       <w:pPr>
-        <w:spacing w:before="160" w:after="80"/>
+        <w:spacing w:before="200" w:after="80" w:lineRule="auto" w:line="276"/>
       </w:pPr>
       <w:r>
         <w:rPr>
@@ -41,26 +43,32 @@
       </w:r>
     </w:p>
     <w:p>
+      <w:pPr>
+        <w:spacing w:after="100" w:lineRule="auto" w:line="276"/>
+      </w:pPr>
       <w:r>
         <w:rPr>
           <w:rFonts w:ascii="Calibri" w:hAnsi="Calibri"/>
-          <w:sz w:val="22"/>
+          <w:sz w:val="21"/>
         </w:rPr>
         <w:t>TK–8 Education Specialist (SDC + RSP/Inclusion), 26+ years across public and private schools; Clear Mild/Moderate credential and M.A. Special Education (Chapman, 2018).</w:t>
       </w:r>
     </w:p>
     <w:p>
+      <w:pPr>
+        <w:spacing w:after="100" w:lineRule="auto" w:line="276"/>
+      </w:pPr>
       <w:r>
         <w:rPr>
           <w:rFonts w:ascii="Calibri" w:hAnsi="Calibri"/>
-          <w:sz w:val="22"/>
+          <w:sz w:val="21"/>
         </w:rPr>
         <w:t>Chapman Field Supervisor: formal evaluator for Special Education and Multiple Subject candidates (CalTPA + California’s 13 TPEs) with program completion recommendation authority, including documented approval and non-approval decisions.</w:t>
       </w:r>
     </w:p>
     <w:p>
       <w:pPr>
-        <w:spacing w:before="160" w:after="80"/>
+        <w:spacing w:before="200" w:after="80" w:lineRule="auto" w:line="276"/>
       </w:pPr>
       <w:r>
         <w:rPr>
@@ -73,103 +81,127 @@
     </w:p>
     <w:p>
       <w:pPr>
-        <w:pStyle w:val="ListBullet"/>
+        <w:spacing w:after="80" w:lineRule="auto" w:line="276"/>
+        <w:ind w:left="317" w:hanging="202"/>
       </w:pPr>
       <w:r>
         <w:rPr>
           <w:rFonts w:ascii="Calibri" w:hAnsi="Calibri"/>
-          <w:sz w:val="22"/>
+          <w:sz w:val="21"/>
+        </w:rPr>
+        <w:t xml:space="preserve">• </w:t>
+      </w:r>
+      <w:r>
+        <w:rPr>
+          <w:rFonts w:ascii="Calibri" w:hAnsi="Calibri"/>
+          <w:sz w:val="21"/>
         </w:rPr>
         <w:t>Chapman evaluator: CalTPA + 13 TPEs evidence; recommends completion via approval or non-approval.</w:t>
       </w:r>
     </w:p>
     <w:p>
       <w:pPr>
-        <w:pStyle w:val="ListBullet"/>
+        <w:spacing w:after="80" w:lineRule="auto" w:line="276"/>
+        <w:ind w:left="317" w:hanging="202"/>
       </w:pPr>
       <w:r>
         <w:rPr>
           <w:rFonts w:ascii="Calibri" w:hAnsi="Calibri"/>
-          <w:sz w:val="22"/>
+          <w:sz w:val="21"/>
+        </w:rPr>
+        <w:t xml:space="preserve">• </w:t>
+      </w:r>
+      <w:r>
+        <w:rPr>
+          <w:rFonts w:ascii="Calibri" w:hAnsi="Calibri"/>
+          <w:sz w:val="21"/>
         </w:rPr>
         <w:t>OUSD Olive: concurrent SDC + RSP/Inclusion ties IEP goals and co-teaching to bell-to-bell reality.</w:t>
       </w:r>
     </w:p>
     <w:p>
       <w:pPr>
-        <w:pStyle w:val="ListBullet"/>
+        <w:spacing w:after="80" w:lineRule="auto" w:line="276"/>
+        <w:ind w:left="317" w:hanging="202"/>
       </w:pPr>
       <w:r>
         <w:rPr>
           <w:rFonts w:ascii="Calibri" w:hAnsi="Calibri"/>
-          <w:sz w:val="22"/>
+          <w:sz w:val="21"/>
+        </w:rPr>
+        <w:t xml:space="preserve">• </w:t>
+      </w:r>
+      <w:r>
+        <w:rPr>
+          <w:rFonts w:ascii="Calibri" w:hAnsi="Calibri"/>
+          <w:sz w:val="21"/>
         </w:rPr>
         <w:t>Mission Hills English: two-year move from avoidance to engagement; later novel electives—student-cited turning point (privacy-safe).</w:t>
       </w:r>
     </w:p>
     <w:p>
       <w:pPr>
-        <w:pStyle w:val="ListBullet"/>
+        <w:spacing w:after="80" w:lineRule="auto" w:line="276"/>
+        <w:ind w:left="317" w:hanging="202"/>
       </w:pPr>
       <w:r>
         <w:rPr>
           <w:rFonts w:ascii="Calibri" w:hAnsi="Calibri"/>
-          <w:sz w:val="22"/>
+          <w:sz w:val="21"/>
+        </w:rPr>
+        <w:t xml:space="preserve">• </w:t>
+      </w:r>
+      <w:r>
+        <w:rPr>
+          <w:rFonts w:ascii="Calibri" w:hAnsi="Calibri"/>
+          <w:sz w:val="21"/>
         </w:rPr>
         <w:t>Chino Anna Borba: two high-risk-profile students—trust rebuilt; families back at school; formative student reflections (privacy-safe).</w:t>
       </w:r>
     </w:p>
     <w:p>
       <w:pPr>
-        <w:pStyle w:val="ListBullet"/>
+        <w:spacing w:after="80" w:lineRule="auto" w:line="276"/>
+        <w:ind w:left="317" w:hanging="202"/>
       </w:pPr>
       <w:r>
         <w:rPr>
           <w:rFonts w:ascii="Calibri" w:hAnsi="Calibri"/>
-          <w:sz w:val="22"/>
+          <w:sz w:val="21"/>
         </w:rPr>
-        <w:t>Riley volunteer: Revolutionary War walk-through at scale; reading data drove fifth-grade and SPED intervention cycles.</w:t>
+        <w:t xml:space="preserve">• </w:t>
+      </w:r>
+      <w:r>
+        <w:rPr>
+          <w:rFonts w:ascii="Calibri" w:hAnsi="Calibri"/>
+          <w:sz w:val="21"/>
+        </w:rPr>
+        <w:t>CUSD Riley Elementary volunteer: Revolutionary War walk-through at scale; reading data drove fifth-grade and SPED intervention cycles.</w:t>
       </w:r>
     </w:p>
     <w:p>
       <w:pPr>
-        <w:pStyle w:val="ListBullet"/>
+        <w:spacing w:after="80" w:lineRule="auto" w:line="276"/>
+        <w:ind w:left="317" w:hanging="202"/>
       </w:pPr>
       <w:r>
         <w:rPr>
           <w:rFonts w:ascii="Calibri" w:hAnsi="Calibri"/>
-          <w:sz w:val="22"/>
+          <w:sz w:val="21"/>
+        </w:rPr>
+        <w:t xml:space="preserve">• </w:t>
+      </w:r>
+      <w:r>
+        <w:rPr>
+          <w:rFonts w:ascii="Calibri" w:hAnsi="Calibri"/>
+          <w:sz w:val="21"/>
         </w:rPr>
         <w:t>Chino grades 1–6: Master Teacher, RTI, SELPA behavior team, science fair, SSC, textbook adoption—cross-site scope.</w:t>
       </w:r>
     </w:p>
     <w:p>
       <w:pPr>
-        <w:pStyle w:val="ListBullet"/>
-      </w:pPr>
-      <w:r>
-        <w:rPr>
-          <w:rFonts w:ascii="Calibri" w:hAnsi="Calibri"/>
-          <w:sz w:val="22"/>
-        </w:rPr>
-        <w:t>IEP documents, classroom evidence, and district assessments feed one adjustment loop—not calendar drift.</w:t>
-      </w:r>
-    </w:p>
-    <w:p>
-      <w:pPr>
-        <w:pStyle w:val="ListBullet"/>
-      </w:pPr>
-      <w:r>
-        <w:rPr>
-          <w:rFonts w:ascii="Calibri" w:hAnsi="Calibri"/>
-          <w:sz w:val="22"/>
-        </w:rPr>
-        <w:t>Chapman observe–conference–document rhythm turns standards into same-week teaching adjustments in partner schools.</w:t>
-      </w:r>
-    </w:p>
-    <w:p>
-      <w:pPr>
-        <w:spacing w:before="160" w:after="80"/>
+        <w:spacing w:before="200" w:after="80" w:lineRule="auto" w:line="276"/>
       </w:pPr>
       <w:r>
         <w:rPr>
@@ -181,17 +213,20 @@
       </w:r>
     </w:p>
     <w:p>
+      <w:pPr>
+        <w:spacing w:after="100" w:lineRule="auto" w:line="276"/>
+      </w:pPr>
       <w:r>
         <w:rPr>
           <w:rFonts w:ascii="Calibri" w:hAnsi="Calibri"/>
-          <w:sz w:val="22"/>
+          <w:sz w:val="21"/>
         </w:rPr>
         <w:t>SDC &amp; RSP/Inclusion | IEP development &amp; compliance | MTSS/RTI teaming | UDL-informed instruction | Progress monitoring &amp; assessment | Family partnership | Paraprofessional leadership | Formal observation &amp; written evaluation (13 TPEs) | CalTPA-aligned coaching | Site &amp; district committees</w:t>
       </w:r>
     </w:p>
     <w:p>
       <w:pPr>
-        <w:spacing w:before="160" w:after="80"/>
+        <w:spacing w:before="200" w:after="80" w:lineRule="auto" w:line="276"/>
       </w:pPr>
       <w:r>
         <w:rPr>
@@ -204,55 +239,87 @@
     </w:p>
     <w:p>
       <w:pPr>
-        <w:pStyle w:val="ListBullet"/>
+        <w:spacing w:after="80" w:lineRule="auto" w:line="276"/>
+        <w:ind w:left="317" w:hanging="202"/>
       </w:pPr>
       <w:r>
         <w:rPr>
           <w:rFonts w:ascii="Calibri" w:hAnsi="Calibri"/>
-          <w:sz w:val="22"/>
+          <w:sz w:val="21"/>
+        </w:rPr>
+        <w:t xml:space="preserve">• </w:t>
+      </w:r>
+      <w:r>
+        <w:rPr>
+          <w:rFonts w:ascii="Calibri" w:hAnsi="Calibri"/>
+          <w:sz w:val="21"/>
         </w:rPr>
         <w:t>Clear Education Specialist Mild/Moderate — June 2019</w:t>
       </w:r>
     </w:p>
     <w:p>
       <w:pPr>
-        <w:pStyle w:val="ListBullet"/>
+        <w:spacing w:after="80" w:lineRule="auto" w:line="276"/>
+        <w:ind w:left="317" w:hanging="202"/>
       </w:pPr>
       <w:r>
         <w:rPr>
           <w:rFonts w:ascii="Calibri" w:hAnsi="Calibri"/>
-          <w:sz w:val="22"/>
+          <w:sz w:val="21"/>
+        </w:rPr>
+        <w:t xml:space="preserve">• </w:t>
+      </w:r>
+      <w:r>
+        <w:rPr>
+          <w:rFonts w:ascii="Calibri" w:hAnsi="Calibri"/>
+          <w:sz w:val="21"/>
         </w:rPr>
         <w:t>Multiple Subject Teaching Credential — Renewal January 1, 2021</w:t>
       </w:r>
     </w:p>
     <w:p>
       <w:pPr>
-        <w:pStyle w:val="ListBullet"/>
+        <w:spacing w:after="80" w:lineRule="auto" w:line="276"/>
+        <w:ind w:left="317" w:hanging="202"/>
       </w:pPr>
       <w:r>
         <w:rPr>
           <w:rFonts w:ascii="Calibri" w:hAnsi="Calibri"/>
-          <w:sz w:val="22"/>
+          <w:sz w:val="21"/>
+        </w:rPr>
+        <w:t xml:space="preserve">• </w:t>
+      </w:r>
+      <w:r>
+        <w:rPr>
+          <w:rFonts w:ascii="Calibri" w:hAnsi="Calibri"/>
+          <w:sz w:val="21"/>
         </w:rPr>
         <w:t>IB PYP — March 2007</w:t>
       </w:r>
     </w:p>
     <w:p>
       <w:pPr>
-        <w:pStyle w:val="ListBullet"/>
+        <w:spacing w:after="80" w:lineRule="auto" w:line="276"/>
+        <w:ind w:left="317" w:hanging="202"/>
       </w:pPr>
       <w:r>
         <w:rPr>
           <w:rFonts w:ascii="Calibri" w:hAnsi="Calibri"/>
-          <w:sz w:val="22"/>
+          <w:sz w:val="21"/>
+        </w:rPr>
+        <w:t xml:space="preserve">• </w:t>
+      </w:r>
+      <w:r>
+        <w:rPr>
+          <w:rFonts w:ascii="Calibri" w:hAnsi="Calibri"/>
+          <w:sz w:val="21"/>
         </w:rPr>
         <w:t>CLAD — November 2006</w:t>
       </w:r>
     </w:p>
     <w:p>
       <w:pPr>
-        <w:spacing w:before="160" w:after="80"/>
+        <w:spacing w:before="200" w:after="80" w:lineRule="auto" w:line="276"/>
       </w:pPr>
       <w:r>
         <w:rPr>
@@ -264,402 +331,639 @@
       </w:r>
     </w:p>
     <w:p>
+      <w:pPr>
+        <w:spacing w:after="80" w:lineRule="auto" w:line="276"/>
+      </w:pPr>
       <w:r>
         <w:rPr>
           <w:rFonts w:ascii="Calibri" w:hAnsi="Calibri"/>
           <w:b/>
-          <w:sz w:val="22"/>
+          <w:sz w:val="21"/>
         </w:rPr>
         <w:t>Education Specialist (SDC + RSP/Inclusion) | Orange Unified School District, Olive Elementary | Orange, CA | August 2017 – Present</w:t>
       </w:r>
     </w:p>
     <w:p>
       <w:pPr>
-        <w:pStyle w:val="ListBullet"/>
+        <w:spacing w:after="80" w:lineRule="auto" w:line="276"/>
+        <w:ind w:left="317" w:hanging="202"/>
       </w:pPr>
       <w:r>
         <w:rPr>
           <w:rFonts w:ascii="Calibri" w:hAnsi="Calibri"/>
-          <w:sz w:val="22"/>
+          <w:sz w:val="21"/>
         </w:rPr>
-        <w:t>Shapes Olive Elementary’s concurrent SDC + RSP/Inclusion system so service models, minutes, and measurable IEP outcomes stay synchronized across whole-group, small-group, and pull-aside formats.</w:t>
+        <w:t xml:space="preserve">• </w:t>
+      </w:r>
+      <w:r>
+        <w:rPr>
+          <w:rFonts w:ascii="Calibri" w:hAnsi="Calibri"/>
+          <w:sz w:val="21"/>
+        </w:rPr>
+        <w:t>Olive Elementary: SDC + RSP/Inclusion programming keeps models, minutes, and measurable goals aligned across formats.</w:t>
       </w:r>
     </w:p>
     <w:p>
       <w:pPr>
-        <w:pStyle w:val="ListBullet"/>
+        <w:spacing w:after="80" w:lineRule="auto" w:line="276"/>
+        <w:ind w:left="317" w:hanging="202"/>
       </w:pPr>
       <w:r>
         <w:rPr>
           <w:rFonts w:ascii="Calibri" w:hAnsi="Calibri"/>
-          <w:sz w:val="22"/>
+          <w:sz w:val="21"/>
         </w:rPr>
-        <w:t>Steers MTSS/RTI and UDL cycles so progress monitoring triggers timely scaffold shifts while keeping grade-level access in play when the data warrants it.</w:t>
+        <w:t xml:space="preserve">• </w:t>
+      </w:r>
+      <w:r>
+        <w:rPr>
+          <w:rFonts w:ascii="Calibri" w:hAnsi="Calibri"/>
+          <w:sz w:val="21"/>
+        </w:rPr>
+        <w:t>MTSS/RTI + UDL: progress data drives timely scaffold shifts; preserves grade-level access when evidence supports it.</w:t>
       </w:r>
     </w:p>
     <w:p>
       <w:pPr>
-        <w:pStyle w:val="ListBullet"/>
+        <w:spacing w:after="80" w:lineRule="auto" w:line="276"/>
+        <w:ind w:left="317" w:hanging="202"/>
       </w:pPr>
       <w:r>
         <w:rPr>
           <w:rFonts w:ascii="Calibri" w:hAnsi="Calibri"/>
-          <w:sz w:val="22"/>
+          <w:sz w:val="21"/>
         </w:rPr>
-        <w:t>Co-plans with general education so inclusion minutes materialize in live lessons and transitions—closing the gap between IEP promises and classroom execution.</w:t>
+        <w:t xml:space="preserve">• </w:t>
+      </w:r>
+      <w:r>
+        <w:rPr>
+          <w:rFonts w:ascii="Calibri" w:hAnsi="Calibri"/>
+          <w:sz w:val="21"/>
+        </w:rPr>
+        <w:t>Gen-ed co-planning lands inclusion in live lessons—tightens IEP-to-classroom execution.</w:t>
       </w:r>
     </w:p>
     <w:p>
       <w:pPr>
-        <w:pStyle w:val="ListBullet"/>
+        <w:spacing w:after="80" w:lineRule="auto" w:line="276"/>
+        <w:ind w:left="317" w:hanging="202"/>
       </w:pPr>
       <w:r>
         <w:rPr>
           <w:rFonts w:ascii="Calibri" w:hAnsi="Calibri"/>
-          <w:sz w:val="22"/>
+          <w:sz w:val="21"/>
         </w:rPr>
-        <w:t>Runs predictable family communication rhythms on goals, behavior plans, and IEP milestones so caregivers see momentum before surprises reach home or the meeting table.</w:t>
+        <w:t xml:space="preserve">• </w:t>
+      </w:r>
+      <w:r>
+        <w:rPr>
+          <w:rFonts w:ascii="Calibri" w:hAnsi="Calibri"/>
+          <w:sz w:val="21"/>
+        </w:rPr>
+        <w:t>Family communication rhythms on goals, behaviors, and IEP windows surface momentum before meetings.</w:t>
       </w:r>
     </w:p>
     <w:p>
       <w:pPr>
-        <w:pStyle w:val="ListBullet"/>
+        <w:spacing w:after="80" w:lineRule="auto" w:line="276"/>
+        <w:ind w:left="317" w:hanging="202"/>
       </w:pPr>
       <w:r>
         <w:rPr>
           <w:rFonts w:ascii="Calibri" w:hAnsi="Calibri"/>
-          <w:sz w:val="22"/>
+          <w:sz w:val="21"/>
         </w:rPr>
-        <w:t>Programs calm routines and paraprofessional choreography around transitions—predictable starts, positive expectations, safe movement—so instructional minutes stay intact.</w:t>
+        <w:t xml:space="preserve">• </w:t>
+      </w:r>
+      <w:r>
+        <w:rPr>
+          <w:rFonts w:ascii="Calibri" w:hAnsi="Calibri"/>
+          <w:sz w:val="21"/>
+        </w:rPr>
+        <w:t>Transition routines and para coverage stabilize participation and protect core instructional minutes.</w:t>
       </w:r>
     </w:p>
     <w:p>
       <w:pPr>
-        <w:pStyle w:val="ListBullet"/>
+        <w:spacing w:after="80" w:lineRule="auto" w:line="276"/>
+        <w:ind w:left="317" w:hanging="202"/>
       </w:pPr>
       <w:r>
         <w:rPr>
           <w:rFonts w:ascii="Calibri" w:hAnsi="Calibri"/>
-          <w:sz w:val="22"/>
+          <w:sz w:val="21"/>
         </w:rPr>
-        <w:t>Represents caseload students in assessments and site/district special education forums when decisions reset services, placements, or long-range outcomes.</w:t>
+        <w:t xml:space="preserve">• </w:t>
+      </w:r>
+      <w:r>
+        <w:rPr>
+          <w:rFonts w:ascii="Calibri" w:hAnsi="Calibri"/>
+          <w:sz w:val="21"/>
+        </w:rPr>
+        <w:t>Represents caseload students when site or district decisions reset services, placements, or trajectories.</w:t>
       </w:r>
     </w:p>
     <w:p>
+      <w:pPr>
+        <w:spacing w:before="160" w:after="80" w:lineRule="auto" w:line="276"/>
+      </w:pPr>
       <w:r>
         <w:rPr>
           <w:rFonts w:ascii="Calibri" w:hAnsi="Calibri"/>
           <w:b/>
-          <w:sz w:val="22"/>
+          <w:sz w:val="21"/>
         </w:rPr>
         <w:t>Field Supervisor, Special Education &amp; Multiple Subject Credential Candidates | Chapman University, College of Educational Studies (field supervision) | Orange, CA | August 2020 – Present (Caseload-based)</w:t>
       </w:r>
     </w:p>
     <w:p>
       <w:pPr>
-        <w:pStyle w:val="ListBullet"/>
+        <w:spacing w:after="80" w:lineRule="auto" w:line="276"/>
+        <w:ind w:left="317" w:hanging="202"/>
       </w:pPr>
       <w:r>
         <w:rPr>
           <w:rFonts w:ascii="Calibri" w:hAnsi="Calibri"/>
-          <w:sz w:val="22"/>
+          <w:sz w:val="21"/>
+        </w:rPr>
+        <w:t xml:space="preserve">• </w:t>
+      </w:r>
+      <w:r>
+        <w:rPr>
+          <w:rFonts w:ascii="Calibri" w:hAnsi="Calibri"/>
+          <w:sz w:val="21"/>
         </w:rPr>
         <w:t>Serves as university field supervisor for Special Education and Multiple Subject candidates, holding formal evaluation authority alongside structured coaching across clinical practice and student teaching.</w:t>
       </w:r>
     </w:p>
     <w:p>
       <w:pPr>
-        <w:pStyle w:val="ListBullet"/>
+        <w:spacing w:after="80" w:lineRule="auto" w:line="276"/>
+        <w:ind w:left="317" w:hanging="202"/>
       </w:pPr>
       <w:r>
         <w:rPr>
           <w:rFonts w:ascii="Calibri" w:hAnsi="Calibri"/>
-          <w:sz w:val="22"/>
+          <w:sz w:val="21"/>
+        </w:rPr>
+        <w:t xml:space="preserve">• </w:t>
+      </w:r>
+      <w:r>
+        <w:rPr>
+          <w:rFonts w:ascii="Calibri" w:hAnsi="Calibri"/>
+          <w:sz w:val="21"/>
         </w:rPr>
         <w:t>Anchors written and conference feedback to California’s 13 TPEs and CalTPA milestones—lesson design, differentiation, classroom management, assessment, and portfolio requirements.</w:t>
       </w:r>
     </w:p>
     <w:p>
       <w:pPr>
-        <w:pStyle w:val="ListBullet"/>
+        <w:spacing w:after="80" w:lineRule="auto" w:line="276"/>
+        <w:ind w:left="317" w:hanging="202"/>
       </w:pPr>
       <w:r>
         <w:rPr>
           <w:rFonts w:ascii="Calibri" w:hAnsi="Calibri"/>
-          <w:sz w:val="22"/>
+          <w:sz w:val="21"/>
+        </w:rPr>
+        <w:t xml:space="preserve">• </w:t>
+      </w:r>
+      <w:r>
+        <w:rPr>
+          <w:rFonts w:ascii="Calibri" w:hAnsi="Calibri"/>
+          <w:sz w:val="21"/>
         </w:rPr>
         <w:t>Conducts formal observations with pre- and post-conferences; records formative and summative judgments with evidence and specific next steps candidates can implement immediately.</w:t>
       </w:r>
     </w:p>
     <w:p>
       <w:pPr>
-        <w:pStyle w:val="ListBullet"/>
+        <w:spacing w:after="80" w:lineRule="auto" w:line="276"/>
+        <w:ind w:left="317" w:hanging="202"/>
       </w:pPr>
       <w:r>
         <w:rPr>
           <w:rFonts w:ascii="Calibri" w:hAnsi="Calibri"/>
-          <w:sz w:val="22"/>
+          <w:sz w:val="21"/>
+        </w:rPr>
+        <w:t xml:space="preserve">• </w:t>
+      </w:r>
+      <w:r>
+        <w:rPr>
+          <w:rFonts w:ascii="Calibri" w:hAnsi="Calibri"/>
+          <w:sz w:val="21"/>
         </w:rPr>
         <w:t>Coordinates with mentor teachers and program leadership on concerns, documentation quality, and placement fitness while upholding confidentiality and ethical practice.</w:t>
       </w:r>
     </w:p>
     <w:p>
       <w:pPr>
-        <w:pStyle w:val="ListBullet"/>
+        <w:spacing w:after="80" w:lineRule="auto" w:line="276"/>
+        <w:ind w:left="317" w:hanging="202"/>
       </w:pPr>
       <w:r>
         <w:rPr>
           <w:rFonts w:ascii="Calibri" w:hAnsi="Calibri"/>
-          <w:sz w:val="22"/>
+          <w:sz w:val="21"/>
+        </w:rPr>
+        <w:t xml:space="preserve">• </w:t>
+      </w:r>
+      <w:r>
+        <w:rPr>
+          <w:rFonts w:ascii="Calibri" w:hAnsi="Calibri"/>
+          <w:sz w:val="21"/>
         </w:rPr>
         <w:t>Participates in program evaluation meetings where readiness for added responsibility and milestone completion are decided.</w:t>
       </w:r>
     </w:p>
     <w:p>
       <w:pPr>
-        <w:pStyle w:val="ListBullet"/>
+        <w:spacing w:after="80" w:lineRule="auto" w:line="276"/>
+        <w:ind w:left="317" w:hanging="202"/>
       </w:pPr>
       <w:r>
         <w:rPr>
           <w:rFonts w:ascii="Calibri" w:hAnsi="Calibri"/>
-          <w:sz w:val="22"/>
+          <w:sz w:val="21"/>
+        </w:rPr>
+        <w:t xml:space="preserve">• </w:t>
+      </w:r>
+      <w:r>
+        <w:rPr>
+          <w:rFonts w:ascii="Calibri" w:hAnsi="Calibri"/>
+          <w:sz w:val="21"/>
         </w:rPr>
         <w:t>Submits program-level readiness recommendations for credential advancement and completion, including approval and non-approval outcomes tied to documented performance.</w:t>
       </w:r>
     </w:p>
     <w:p>
+      <w:pPr>
+        <w:spacing w:before="160" w:after="80" w:lineRule="auto" w:line="276"/>
+      </w:pPr>
       <w:r>
         <w:rPr>
           <w:rFonts w:ascii="Calibri" w:hAnsi="Calibri"/>
           <w:b/>
-          <w:sz w:val="22"/>
+          <w:sz w:val="21"/>
         </w:rPr>
         <w:t>Special Education Instructional Aide | Saddleback Valley Unified School District, Rancho Santa Margarita Intermediate | Rancho Santa Margarita, CA | March 2016 – June 2017</w:t>
       </w:r>
     </w:p>
     <w:p>
       <w:pPr>
-        <w:pStyle w:val="ListBullet"/>
+        <w:spacing w:after="80" w:lineRule="auto" w:line="276"/>
+        <w:ind w:left="317" w:hanging="202"/>
       </w:pPr>
       <w:r>
         <w:rPr>
           <w:rFonts w:ascii="Calibri" w:hAnsi="Calibri"/>
-          <w:sz w:val="22"/>
+          <w:sz w:val="21"/>
+        </w:rPr>
+        <w:t xml:space="preserve">• </w:t>
+      </w:r>
+      <w:r>
+        <w:rPr>
+          <w:rFonts w:ascii="Calibri" w:hAnsi="Calibri"/>
+          <w:sz w:val="21"/>
         </w:rPr>
         <w:t>Delivered small-group and one-to-one support for students with disabilities under the education specialist’s direction, keeping students on IEP-aligned tasks and classroom routines.</w:t>
       </w:r>
     </w:p>
     <w:p>
       <w:pPr>
-        <w:pStyle w:val="ListBullet"/>
+        <w:spacing w:after="80" w:lineRule="auto" w:line="276"/>
+        <w:ind w:left="317" w:hanging="202"/>
       </w:pPr>
       <w:r>
         <w:rPr>
           <w:rFonts w:ascii="Calibri" w:hAnsi="Calibri"/>
-          <w:sz w:val="22"/>
+          <w:sz w:val="21"/>
+        </w:rPr>
+        <w:t xml:space="preserve">• </w:t>
+      </w:r>
+      <w:r>
+        <w:rPr>
+          <w:rFonts w:ascii="Calibri" w:hAnsi="Calibri"/>
+          <w:sz w:val="21"/>
         </w:rPr>
         <w:t>Handled materials, transitions, and assigned supervision during structured non-instructional periods so instruction could stay focused.</w:t>
       </w:r>
     </w:p>
     <w:p>
+      <w:pPr>
+        <w:spacing w:before="160" w:after="80" w:lineRule="auto" w:line="276"/>
+      </w:pPr>
       <w:r>
         <w:rPr>
           <w:rFonts w:ascii="Calibri" w:hAnsi="Calibri"/>
           <w:b/>
-          <w:sz w:val="22"/>
+          <w:sz w:val="21"/>
         </w:rPr>
-        <w:t>Volunteer — Fifth-Grade Classroom &amp; Special Education Support | Chino Unified School District, Riley Elementary | Chino, CA | June 2013 – March 2016</w:t>
+        <w:t>Volunteer — Fifth-Grade Classroom &amp; Special Education Support | Capistrano Unified School District, Riley Elementary | Capistrano Valley, CA | June 2013 – March 2016</w:t>
       </w:r>
     </w:p>
     <w:p>
       <w:pPr>
-        <w:pStyle w:val="ListBullet"/>
+        <w:spacing w:after="80" w:lineRule="auto" w:line="276"/>
+        <w:ind w:left="317" w:hanging="202"/>
       </w:pPr>
       <w:r>
         <w:rPr>
           <w:rFonts w:ascii="Calibri" w:hAnsi="Calibri"/>
-          <w:sz w:val="22"/>
+          <w:sz w:val="21"/>
+        </w:rPr>
+        <w:t xml:space="preserve">• </w:t>
+      </w:r>
+      <w:r>
+        <w:rPr>
+          <w:rFonts w:ascii="Calibri" w:hAnsi="Calibri"/>
+          <w:sz w:val="21"/>
         </w:rPr>
         <w:t>Volunteered in a fifth-grade classroom during a career transition, reinforcing instruction and daily routines alongside the classroom teacher.</w:t>
       </w:r>
     </w:p>
     <w:p>
       <w:pPr>
-        <w:pStyle w:val="ListBullet"/>
+        <w:spacing w:after="80" w:lineRule="auto" w:line="276"/>
+        <w:ind w:left="317" w:hanging="202"/>
       </w:pPr>
       <w:r>
         <w:rPr>
           <w:rFonts w:ascii="Calibri" w:hAnsi="Calibri"/>
-          <w:sz w:val="22"/>
+          <w:sz w:val="21"/>
+        </w:rPr>
+        <w:t xml:space="preserve">• </w:t>
+      </w:r>
+      <w:r>
+        <w:rPr>
+          <w:rFonts w:ascii="Calibri" w:hAnsi="Calibri"/>
+          <w:sz w:val="21"/>
         </w:rPr>
         <w:t>Planned and led a schoolwide fifth-grade Revolutionary War walk-through, coordinating stations, materials, and rotations for the full grade level.</w:t>
       </w:r>
     </w:p>
     <w:p>
       <w:pPr>
-        <w:pStyle w:val="ListBullet"/>
+        <w:spacing w:after="80" w:lineRule="auto" w:line="276"/>
+        <w:ind w:left="317" w:hanging="202"/>
       </w:pPr>
       <w:r>
         <w:rPr>
           <w:rFonts w:ascii="Calibri" w:hAnsi="Calibri"/>
-          <w:sz w:val="22"/>
+          <w:sz w:val="21"/>
+        </w:rPr>
+        <w:t xml:space="preserve">• </w:t>
+      </w:r>
+      <w:r>
+        <w:rPr>
+          <w:rFonts w:ascii="Calibri" w:hAnsi="Calibri"/>
+          <w:sz w:val="21"/>
         </w:rPr>
         <w:t>Ran weekly fifth-grade reading assessments and supported Special Education department reading assessments so teams could adjust interventions and maintain clear records.</w:t>
       </w:r>
     </w:p>
     <w:p>
+      <w:pPr>
+        <w:spacing w:before="160" w:after="80" w:lineRule="auto" w:line="276"/>
+      </w:pPr>
       <w:r>
         <w:rPr>
           <w:rFonts w:ascii="Calibri" w:hAnsi="Calibri"/>
           <w:b/>
-          <w:sz w:val="22"/>
+          <w:sz w:val="21"/>
         </w:rPr>
         <w:t>Junior High English Teacher | Mission Hills Christian School, Junior High | Rancho Santa Margarita, CA | June 2008 – June 2013</w:t>
       </w:r>
     </w:p>
     <w:p>
       <w:pPr>
-        <w:pStyle w:val="ListBullet"/>
+        <w:spacing w:after="80" w:lineRule="auto" w:line="276"/>
+        <w:ind w:left="317" w:hanging="202"/>
       </w:pPr>
       <w:r>
         <w:rPr>
           <w:rFonts w:ascii="Calibri" w:hAnsi="Calibri"/>
-          <w:sz w:val="22"/>
+          <w:sz w:val="21"/>
+        </w:rPr>
+        <w:t xml:space="preserve">• </w:t>
+      </w:r>
+      <w:r>
+        <w:rPr>
+          <w:rFonts w:ascii="Calibri" w:hAnsi="Calibri"/>
+          <w:sz w:val="21"/>
         </w:rPr>
         <w:t>Taught junior high English with schoolwide curriculum responsibilities and individualized academic plans for students with elevated learning needs.</w:t>
       </w:r>
     </w:p>
     <w:p>
       <w:pPr>
-        <w:pStyle w:val="ListBullet"/>
+        <w:spacing w:after="80" w:lineRule="auto" w:line="276"/>
+        <w:ind w:left="317" w:hanging="202"/>
       </w:pPr>
       <w:r>
         <w:rPr>
           <w:rFonts w:ascii="Calibri" w:hAnsi="Calibri"/>
-          <w:sz w:val="22"/>
+          <w:sz w:val="21"/>
+        </w:rPr>
+        <w:t xml:space="preserve">• </w:t>
+      </w:r>
+      <w:r>
+        <w:rPr>
+          <w:rFonts w:ascii="Calibri" w:hAnsi="Calibri"/>
+          <w:sz w:val="21"/>
         </w:rPr>
         <w:t>Partnered with the school psychologist on individualized programming spanning elementary and junior high levels.</w:t>
       </w:r>
     </w:p>
     <w:p>
       <w:pPr>
-        <w:pStyle w:val="ListBullet"/>
+        <w:spacing w:after="80" w:lineRule="auto" w:line="276"/>
+        <w:ind w:left="317" w:hanging="202"/>
       </w:pPr>
       <w:r>
         <w:rPr>
           <w:rFonts w:ascii="Calibri" w:hAnsi="Calibri"/>
-          <w:sz w:val="22"/>
+          <w:sz w:val="21"/>
+        </w:rPr>
+        <w:t xml:space="preserve">• </w:t>
+      </w:r>
+      <w:r>
+        <w:rPr>
+          <w:rFonts w:ascii="Calibri" w:hAnsi="Calibri"/>
+          <w:sz w:val="21"/>
         </w:rPr>
         <w:t>Sponsored regional speech, spelling, and creative writing participation through ACSI-related programs.</w:t>
       </w:r>
     </w:p>
     <w:p>
       <w:pPr>
-        <w:pStyle w:val="ListBullet"/>
+        <w:spacing w:after="80" w:lineRule="auto" w:line="276"/>
+        <w:ind w:left="317" w:hanging="202"/>
       </w:pPr>
       <w:r>
         <w:rPr>
           <w:rFonts w:ascii="Calibri" w:hAnsi="Calibri"/>
-          <w:sz w:val="22"/>
+          <w:sz w:val="21"/>
+        </w:rPr>
+        <w:t xml:space="preserve">• </w:t>
+      </w:r>
+      <w:r>
+        <w:rPr>
+          <w:rFonts w:ascii="Calibri" w:hAnsi="Calibri"/>
+          <w:sz w:val="21"/>
         </w:rPr>
         <w:t>Reluctant reader outcome (privacy-safe): supported a multi-year shift from reading avoidance to engagement; the student later chose high school novel-study electives and credited the earlier confidence foundation.</w:t>
       </w:r>
     </w:p>
     <w:p>
+      <w:pPr>
+        <w:spacing w:before="160" w:after="80" w:lineRule="auto" w:line="276"/>
+      </w:pPr>
       <w:r>
         <w:rPr>
           <w:rFonts w:ascii="Calibri" w:hAnsi="Calibri"/>
           <w:b/>
-          <w:sz w:val="22"/>
+          <w:sz w:val="21"/>
         </w:rPr>
         <w:t>Elementary Teacher (grades 1–6); Master Teacher (fifth grade) | Chino Unified School District, Anna Borba Elementary | Chino, CA | August 1994 – June 2008</w:t>
       </w:r>
     </w:p>
     <w:p>
       <w:pPr>
-        <w:pStyle w:val="ListBullet"/>
+        <w:spacing w:after="80" w:lineRule="auto" w:line="276"/>
+        <w:ind w:left="317" w:hanging="202"/>
       </w:pPr>
       <w:r>
         <w:rPr>
           <w:rFonts w:ascii="Calibri" w:hAnsi="Calibri"/>
-          <w:sz w:val="22"/>
+          <w:sz w:val="21"/>
+        </w:rPr>
+        <w:t xml:space="preserve">• </w:t>
+      </w:r>
+      <w:r>
+        <w:rPr>
+          <w:rFonts w:ascii="Calibri" w:hAnsi="Calibri"/>
+          <w:sz w:val="21"/>
         </w:rPr>
         <w:t>Taught multiple grade levels—including a 1/2 combination and extended assignments in fifth and sixth grades—while serving as fifth-grade Master Teacher and Grade Level Coordinator and partnering with the resource specialist on inclusion-style instruction.</w:t>
       </w:r>
     </w:p>
     <w:p>
       <w:pPr>
-        <w:pStyle w:val="ListBullet"/>
+        <w:spacing w:after="80" w:lineRule="auto" w:line="276"/>
+        <w:ind w:left="317" w:hanging="202"/>
       </w:pPr>
       <w:r>
         <w:rPr>
           <w:rFonts w:ascii="Calibri" w:hAnsi="Calibri"/>
-          <w:sz w:val="22"/>
+          <w:sz w:val="21"/>
+        </w:rPr>
+        <w:t xml:space="preserve">• </w:t>
+      </w:r>
+      <w:r>
+        <w:rPr>
+          <w:rFonts w:ascii="Calibri" w:hAnsi="Calibri"/>
+          <w:sz w:val="21"/>
         </w:rPr>
         <w:t>Served on the RTI team and the Specialized Academic &amp; Behavior Intervention Team (West End SELPA trained); supported schoolwide Conflict Managers training (West End SELPA program).</w:t>
       </w:r>
     </w:p>
     <w:p>
       <w:pPr>
-        <w:pStyle w:val="ListBullet"/>
+        <w:spacing w:after="80" w:lineRule="auto" w:line="276"/>
+        <w:ind w:left="317" w:hanging="202"/>
       </w:pPr>
       <w:r>
         <w:rPr>
           <w:rFonts w:ascii="Calibri" w:hAnsi="Calibri"/>
-          <w:sz w:val="22"/>
+          <w:sz w:val="21"/>
+        </w:rPr>
+        <w:t xml:space="preserve">• </w:t>
+      </w:r>
+      <w:r>
+        <w:rPr>
+          <w:rFonts w:ascii="Calibri" w:hAnsi="Calibri"/>
+          <w:sz w:val="21"/>
         </w:rPr>
         <w:t>Coordinated schoolwide science fair programming; participated in School Site Council, district textbook adoption, PQR team training, and collaborative DARE instruction with the Chino Police Department; completed IB Early Primary Years training and certification.</w:t>
       </w:r>
     </w:p>
     <w:p>
       <w:pPr>
-        <w:pStyle w:val="ListBullet"/>
+        <w:spacing w:after="80" w:lineRule="auto" w:line="276"/>
+        <w:ind w:left="317" w:hanging="202"/>
       </w:pPr>
       <w:r>
         <w:rPr>
           <w:rFonts w:ascii="Calibri" w:hAnsi="Calibri"/>
-          <w:sz w:val="22"/>
+          <w:sz w:val="21"/>
+        </w:rPr>
+        <w:t xml:space="preserve">• </w:t>
+      </w:r>
+      <w:r>
+        <w:rPr>
+          <w:rFonts w:ascii="Calibri" w:hAnsi="Calibri"/>
+          <w:sz w:val="21"/>
         </w:rPr>
         <w:t>Two-student outcome (privacy-safe): supported two students often labeled as behavior concerns through relationship-first check-ins, barrier reduction, and interest-based engagement; strengthened family partnership and long-horizon trajectories without sharing identifying details.</w:t>
       </w:r>
     </w:p>
     <w:p>
+      <w:pPr>
+        <w:spacing w:before="160" w:after="80" w:lineRule="auto" w:line="276"/>
+      </w:pPr>
       <w:r>
         <w:rPr>
           <w:rFonts w:ascii="Calibri" w:hAnsi="Calibri"/>
           <w:b/>
-          <w:sz w:val="22"/>
+          <w:sz w:val="21"/>
         </w:rPr>
         <w:t>Sixth Grade Teacher | Chino Unified School District, Glenmeade Elementary | Chino Hills, CA | October 1991 – August 1994</w:t>
       </w:r>
     </w:p>
     <w:p>
       <w:pPr>
-        <w:pStyle w:val="ListBullet"/>
+        <w:spacing w:after="80" w:lineRule="auto" w:line="276"/>
+        <w:ind w:left="317" w:hanging="202"/>
       </w:pPr>
       <w:r>
         <w:rPr>
           <w:rFonts w:ascii="Calibri" w:hAnsi="Calibri"/>
-          <w:sz w:val="22"/>
+          <w:sz w:val="21"/>
+        </w:rPr>
+        <w:t xml:space="preserve">• </w:t>
+      </w:r>
+      <w:r>
+        <w:rPr>
+          <w:rFonts w:ascii="Calibri" w:hAnsi="Calibri"/>
+          <w:sz w:val="21"/>
         </w:rPr>
         <w:t>Delivered daily sixth-grade instruction with curriculum development responsibilities and academic intervention supports.</w:t>
       </w:r>
     </w:p>
     <w:p>
       <w:pPr>
-        <w:pStyle w:val="ListBullet"/>
+        <w:spacing w:after="80" w:lineRule="auto" w:line="276"/>
+        <w:ind w:left="317" w:hanging="202"/>
       </w:pPr>
       <w:r>
         <w:rPr>
           <w:rFonts w:ascii="Calibri" w:hAnsi="Calibri"/>
-          <w:sz w:val="22"/>
+          <w:sz w:val="21"/>
+        </w:rPr>
+        <w:t xml:space="preserve">• </w:t>
+      </w:r>
+      <w:r>
+        <w:rPr>
+          <w:rFonts w:ascii="Calibri" w:hAnsi="Calibri"/>
+          <w:sz w:val="21"/>
         </w:rPr>
         <w:t>Coordinated schoolwide science fair programming and collaborative DARE instruction with the Chino Police Department.</w:t>
       </w:r>
     </w:p>
     <w:p>
       <w:pPr>
-        <w:spacing w:before="160" w:after="80"/>
+        <w:spacing w:before="200" w:after="80" w:lineRule="auto" w:line="276"/>
       </w:pPr>
       <w:r>
         <w:rPr>
@@ -672,43 +976,118 @@
     </w:p>
     <w:p>
       <w:pPr>
-        <w:pStyle w:val="ListBullet"/>
+        <w:spacing w:after="40" w:lineRule="auto" w:line="276"/>
       </w:pPr>
       <w:r>
         <w:rPr>
           <w:rFonts w:ascii="Calibri" w:hAnsi="Calibri"/>
-          <w:sz w:val="22"/>
+          <w:b/>
+          <w:sz w:val="21"/>
         </w:rPr>
-        <w:t>M.A. Special Education — Chapman University, Orange, CA (December 2018)</w:t>
+        <w:t>M.A. Special Education</w:t>
       </w:r>
     </w:p>
     <w:p>
       <w:pPr>
-        <w:pStyle w:val="ListBullet"/>
+        <w:spacing w:after="40" w:lineRule="auto" w:line="276"/>
       </w:pPr>
       <w:r>
         <w:rPr>
           <w:rFonts w:ascii="Calibri" w:hAnsi="Calibri"/>
-          <w:sz w:val="22"/>
+          <w:sz w:val="21"/>
         </w:rPr>
-        <w:t>Multiple Subject Teaching Credential — Chapman University, Orange, CA (January 1991)</w:t>
+        <w:t>Chapman University, Orange, CA</w:t>
       </w:r>
     </w:p>
     <w:p>
       <w:pPr>
-        <w:pStyle w:val="ListBullet"/>
+        <w:spacing w:after="240" w:lineRule="auto" w:line="276"/>
       </w:pPr>
       <w:r>
         <w:rPr>
           <w:rFonts w:ascii="Calibri" w:hAnsi="Calibri"/>
-          <w:sz w:val="22"/>
+          <w:sz w:val="21"/>
         </w:rPr>
-        <w:t>B.S. Child Development — CSU Fullerton, Fullerton, CA (January 1990)</w:t>
+        <w:t>December 2018</w:t>
+      </w:r>
+    </w:p>
+    <w:p>
+      <w:pPr>
+        <w:spacing w:after="40" w:lineRule="auto" w:line="276"/>
+      </w:pPr>
+      <w:r>
+        <w:rPr>
+          <w:rFonts w:ascii="Calibri" w:hAnsi="Calibri"/>
+          <w:b/>
+          <w:sz w:val="21"/>
+        </w:rPr>
+        <w:t>Multiple Subject Teaching Credential</w:t>
+      </w:r>
+    </w:p>
+    <w:p>
+      <w:pPr>
+        <w:spacing w:after="40" w:lineRule="auto" w:line="276"/>
+      </w:pPr>
+      <w:r>
+        <w:rPr>
+          <w:rFonts w:ascii="Calibri" w:hAnsi="Calibri"/>
+          <w:sz w:val="21"/>
+        </w:rPr>
+        <w:t>Chapman University, Orange, CA</w:t>
+      </w:r>
+    </w:p>
+    <w:p>
+      <w:pPr>
+        <w:spacing w:after="240" w:lineRule="auto" w:line="276"/>
+      </w:pPr>
+      <w:r>
+        <w:rPr>
+          <w:rFonts w:ascii="Calibri" w:hAnsi="Calibri"/>
+          <w:sz w:val="21"/>
+        </w:rPr>
+        <w:t>January 1991</w:t>
+      </w:r>
+    </w:p>
+    <w:p>
+      <w:pPr>
+        <w:spacing w:after="40" w:lineRule="auto" w:line="276"/>
+      </w:pPr>
+      <w:r>
+        <w:rPr>
+          <w:rFonts w:ascii="Calibri" w:hAnsi="Calibri"/>
+          <w:b/>
+          <w:sz w:val="21"/>
+        </w:rPr>
+        <w:t>B.S. Child Development</w:t>
+      </w:r>
+    </w:p>
+    <w:p>
+      <w:pPr>
+        <w:spacing w:after="40" w:lineRule="auto" w:line="276"/>
+      </w:pPr>
+      <w:r>
+        <w:rPr>
+          <w:rFonts w:ascii="Calibri" w:hAnsi="Calibri"/>
+          <w:sz w:val="21"/>
+        </w:rPr>
+        <w:t>CSU Fullerton, Fullerton, CA</w:t>
+      </w:r>
+    </w:p>
+    <w:p>
+      <w:pPr>
+        <w:spacing w:after="120" w:lineRule="auto" w:line="276"/>
+      </w:pPr>
+      <w:r>
+        <w:rPr>
+          <w:rFonts w:ascii="Calibri" w:hAnsi="Calibri"/>
+          <w:sz w:val="21"/>
+        </w:rPr>
+        <w:t>January 1990</w:t>
       </w:r>
     </w:p>
     <w:sectPr>
       <w:pgSz w:w="12240" w:h="15840"/>
-      <w:pgMar w:top="864" w:right="1080" w:bottom="864" w:left="1080" w:header="720" w:footer="720" w:gutter="0"/>
+      <w:pgMar w:top="1080" w:right="1080" w:bottom="1080" w:left="1080" w:header="720" w:footer="720" w:gutter="0"/>
       <w:cols w:space="720"/>
       <w:docGrid w:linePitch="360"/>
     </w:sectPr>
@@ -1080,11 +1459,11 @@
     <w:qFormat/>
     <w:rsid w:val="00FC693F"/>
     <w:pPr>
-      <w:spacing w:after="60"/>
+      <w:spacing w:after="100" w:lineRule="auto" w:line="276"/>
     </w:pPr>
     <w:rPr>
       <w:rFonts w:ascii="Calibri" w:hAnsi="Calibri"/>
-      <w:sz w:val="22"/>
+      <w:sz w:val="21"/>
     </w:rPr>
   </w:style>
   <w:style w:type="paragraph" w:styleId="Header">

--- a/outputs/resume_v1.docx
+++ b/outputs/resume_v1.docx
@@ -51,7 +51,7 @@
           <w:rFonts w:ascii="Calibri" w:hAnsi="Calibri"/>
           <w:sz w:val="21"/>
         </w:rPr>
-        <w:t>TK–8 Education Specialist (SDC + RSP/Inclusion), 26+ years across public and private schools; Clear Mild/Moderate credential and M.A. Special Education (Chapman, 2018).</w:t>
+        <w:t>I’ve taught TK–8 special education for 26 years—mostly SDC and RSP/Inclusion—where services have to match co-taught blocks and real IEP minutes.</w:t>
       </w:r>
     </w:p>
     <w:p>
@@ -63,7 +63,7 @@
           <w:rFonts w:ascii="Calibri" w:hAnsi="Calibri"/>
           <w:sz w:val="21"/>
         </w:rPr>
-        <w:t>Chapman Field Supervisor: formal evaluator for Special Education and Multiple Subject candidates (CalTPA + California’s 13 TPEs) with program completion recommendation authority, including documented approval and non-approval decisions.</w:t>
+        <w:t>Chapman Field Supervisor: CalTPA and 13-TPE observations in schools, then completion recommendations—including non-approval when warranted.</w:t>
       </w:r>
     </w:p>
     <w:p>
@@ -116,7 +116,7 @@
           <w:rFonts w:ascii="Calibri" w:hAnsi="Calibri"/>
           <w:sz w:val="21"/>
         </w:rPr>
-        <w:t>OUSD Olive: concurrent SDC + RSP/Inclusion ties IEP goals and co-teaching to bell-to-bell reality.</w:t>
+        <w:t>Olive (OUSD): SDC + RSP/Inclusion aligned with live co-teaching and scheduled IEP minutes.</w:t>
       </w:r>
     </w:p>
     <w:p>
@@ -136,7 +136,7 @@
           <w:rFonts w:ascii="Calibri" w:hAnsi="Calibri"/>
           <w:sz w:val="21"/>
         </w:rPr>
-        <w:t>Mission Hills English: two-year move from avoidance to engagement; later novel electives—student-cited turning point (privacy-safe).</w:t>
+        <w:t>Mission Hills English: moved a reluctant reader from avoidance to novel electives across two years (privacy-safe).</w:t>
       </w:r>
     </w:p>
     <w:p>
@@ -156,7 +156,7 @@
           <w:rFonts w:ascii="Calibri" w:hAnsi="Calibri"/>
           <w:sz w:val="21"/>
         </w:rPr>
-        <w:t>Chino Anna Borba: two high-risk-profile students—trust rebuilt; families back at school; formative student reflections (privacy-safe).</w:t>
+        <w:t>Anna Borba: earned two flagged students back into classwork; families rejoined school life after long absences (privacy-safe).</w:t>
       </w:r>
     </w:p>
     <w:p>
@@ -176,7 +176,7 @@
           <w:rFonts w:ascii="Calibri" w:hAnsi="Calibri"/>
           <w:sz w:val="21"/>
         </w:rPr>
-        <w:t>CUSD Riley Elementary volunteer: Revolutionary War walk-through at scale; reading data drove fifth-grade and SPED intervention cycles.</w:t>
+        <w:t>CUSD Riley volunteer: grade-wide Revolutionary War stations; weekly fifth-grade and SPED reading probes.</w:t>
       </w:r>
     </w:p>
     <w:p>
@@ -196,7 +196,7 @@
           <w:rFonts w:ascii="Calibri" w:hAnsi="Calibri"/>
           <w:sz w:val="21"/>
         </w:rPr>
-        <w:t>Chino grades 1–6: Master Teacher, RTI, SELPA behavior team, science fair, SSC, textbook adoption—cross-site scope.</w:t>
+        <w:t>Chino tenure: fifth-grade Master Teacher/GLC, RTI, SELPA behavior team, science fair, SSC, textbook adoption.</w:t>
       </w:r>
     </w:p>
     <w:p>
@@ -360,7 +360,7 @@
           <w:rFonts w:ascii="Calibri" w:hAnsi="Calibri"/>
           <w:sz w:val="21"/>
         </w:rPr>
-        <w:t>Olive Elementary: SDC + RSP/Inclusion programming keeps models, minutes, and measurable goals aligned across formats.</w:t>
+        <w:t>Mild/moderate Olive caseload: SDC and RSP/Inclusion across whole group, small groups, and pull-aside blocks.</w:t>
       </w:r>
     </w:p>
     <w:p>
@@ -380,7 +380,7 @@
           <w:rFonts w:ascii="Calibri" w:hAnsi="Calibri"/>
           <w:sz w:val="21"/>
         </w:rPr>
-        <w:t>MTSS/RTI + UDL: progress data drives timely scaffold shifts; preserves grade-level access when evidence supports it.</w:t>
+        <w:t>MTSS/RTI + UDL: adjusts scaffolds when progress monitoring shows gains—or stalls.</w:t>
       </w:r>
     </w:p>
     <w:p>
@@ -400,7 +400,7 @@
           <w:rFonts w:ascii="Calibri" w:hAnsi="Calibri"/>
           <w:sz w:val="21"/>
         </w:rPr>
-        <w:t>Gen-ed co-planning lands inclusion in live lessons—tightens IEP-to-classroom execution.</w:t>
+        <w:t>Co-teaches with gen-ed teachers so inclusion minutes happen in actual lessons, not on paper only.</w:t>
       </w:r>
     </w:p>
     <w:p>
@@ -420,7 +420,7 @@
           <w:rFonts w:ascii="Calibri" w:hAnsi="Calibri"/>
           <w:sz w:val="21"/>
         </w:rPr>
-        <w:t>Family communication rhythms on goals, behaviors, and IEP windows surface momentum before meetings.</w:t>
+        <w:t>Keeps families in the loop on goals, behavior plans, and IEP dates before meetings, not after surprises.</w:t>
       </w:r>
     </w:p>
     <w:p>
@@ -440,7 +440,7 @@
           <w:rFonts w:ascii="Calibri" w:hAnsi="Calibri"/>
           <w:sz w:val="21"/>
         </w:rPr>
-        <w:t>Transition routines and para coverage stabilize participation and protect core instructional minutes.</w:t>
+        <w:t>Trains paras on transitions and classroom routines so students land ready to learn in each block.</w:t>
       </w:r>
     </w:p>
     <w:p>
@@ -460,7 +460,7 @@
           <w:rFonts w:ascii="Calibri" w:hAnsi="Calibri"/>
           <w:sz w:val="21"/>
         </w:rPr>
-        <w:t>Represents caseload students when site or district decisions reset services, placements, or trajectories.</w:t>
+        <w:t>Attends assessments and district placement meetings when caseload students face change to services.</w:t>
       </w:r>
     </w:p>
     <w:p>
@@ -493,7 +493,7 @@
           <w:rFonts w:ascii="Calibri" w:hAnsi="Calibri"/>
           <w:sz w:val="21"/>
         </w:rPr>
-        <w:t>Serves as university field supervisor for Special Education and Multiple Subject candidates, holding formal evaluation authority alongside structured coaching across clinical practice and student teaching.</w:t>
+        <w:t>University field supervisor for Special Ed and Multiple Subject candidates through clinical practice and student teaching placements.</w:t>
       </w:r>
     </w:p>
     <w:p>
@@ -513,7 +513,7 @@
           <w:rFonts w:ascii="Calibri" w:hAnsi="Calibri"/>
           <w:sz w:val="21"/>
         </w:rPr>
-        <w:t>Anchors written and conference feedback to California’s 13 TPEs and CalTPA milestones—lesson design, differentiation, classroom management, assessment, and portfolio requirements.</w:t>
+        <w:t>Feedback ties lessons, management, and data to all 13 TPEs and each CalTPA checkpoint.</w:t>
       </w:r>
     </w:p>
     <w:p>
@@ -533,7 +533,7 @@
           <w:rFonts w:ascii="Calibri" w:hAnsi="Calibri"/>
           <w:sz w:val="21"/>
         </w:rPr>
-        <w:t>Conducts formal observations with pre- and post-conferences; records formative and summative judgments with evidence and specific next steps candidates can implement immediately.</w:t>
+        <w:t>Formal observations with pre- and post-conferences; evidence-based next steps candidates can try the next day.</w:t>
       </w:r>
     </w:p>
     <w:p>
@@ -553,7 +553,7 @@
           <w:rFonts w:ascii="Calibri" w:hAnsi="Calibri"/>
           <w:sz w:val="21"/>
         </w:rPr>
-        <w:t>Coordinates with mentor teachers and program leadership on concerns, documentation quality, and placement fitness while upholding confidentiality and ethical practice.</w:t>
+        <w:t>Works with mentors and program leads on concerns, paperwork quality, and fit of each placement—confidentiality first.</w:t>
       </w:r>
     </w:p>
     <w:p>
@@ -573,7 +573,7 @@
           <w:rFonts w:ascii="Calibri" w:hAnsi="Calibri"/>
           <w:sz w:val="21"/>
         </w:rPr>
-        <w:t>Participates in program evaluation meetings where readiness for added responsibility and milestone completion are decided.</w:t>
+        <w:t>Joins program meetings where teams decide whether candidates are ready for added classroom responsibility.</w:t>
       </w:r>
     </w:p>
     <w:p>
@@ -593,7 +593,7 @@
           <w:rFonts w:ascii="Calibri" w:hAnsi="Calibri"/>
           <w:sz w:val="21"/>
         </w:rPr>
-        <w:t>Submits program-level readiness recommendations for credential advancement and completion, including approval and non-approval outcomes tied to documented performance.</w:t>
+        <w:t>Submits completion recommendations—including non-approval when performance and documentation require it.</w:t>
       </w:r>
     </w:p>
     <w:p>
@@ -626,7 +626,7 @@
           <w:rFonts w:ascii="Calibri" w:hAnsi="Calibri"/>
           <w:sz w:val="21"/>
         </w:rPr>
-        <w:t>Delivered small-group and one-to-one support for students with disabilities under the education specialist’s direction, keeping students on IEP-aligned tasks and classroom routines.</w:t>
+        <w:t>Small-group and 1:1 aide work under the education specialist—kept students on IEP tasks and class routines.</w:t>
       </w:r>
     </w:p>
     <w:p>
@@ -646,7 +646,7 @@
           <w:rFonts w:ascii="Calibri" w:hAnsi="Calibri"/>
           <w:sz w:val="21"/>
         </w:rPr>
-        <w:t>Handled materials, transitions, and assigned supervision during structured non-instructional periods so instruction could stay focused.</w:t>
+        <w:t>Covered transitions, materials, and duty spots so the specialist could keep teaching blocks uninterrupted.</w:t>
       </w:r>
     </w:p>
     <w:p>
@@ -679,7 +679,7 @@
           <w:rFonts w:ascii="Calibri" w:hAnsi="Calibri"/>
           <w:sz w:val="21"/>
         </w:rPr>
-        <w:t>Volunteered in a fifth-grade classroom during a career transition, reinforcing instruction and daily routines alongside the classroom teacher.</w:t>
+        <w:t>Fifth-grade volunteer during a career pivot: reinforced lessons and classroom routines beside the classroom teacher.</w:t>
       </w:r>
     </w:p>
     <w:p>
@@ -699,7 +699,7 @@
           <w:rFonts w:ascii="Calibri" w:hAnsi="Calibri"/>
           <w:sz w:val="21"/>
         </w:rPr>
-        <w:t>Planned and led a schoolwide fifth-grade Revolutionary War walk-through, coordinating stations, materials, and rotations for the full grade level.</w:t>
+        <w:t>Ran a full-grade Revolutionary War walk-through—stations, materials, and student rotations across fifth grade.</w:t>
       </w:r>
     </w:p>
     <w:p>
@@ -719,7 +719,7 @@
           <w:rFonts w:ascii="Calibri" w:hAnsi="Calibri"/>
           <w:sz w:val="21"/>
         </w:rPr>
-        <w:t>Ran weekly fifth-grade reading assessments and supported Special Education department reading assessments so teams could adjust interventions and maintain clear records.</w:t>
+        <w:t>Weekly fifth-grade reading checks plus SPED reading probes teams used to adjust interventions.</w:t>
       </w:r>
     </w:p>
     <w:p>
@@ -752,7 +752,7 @@
           <w:rFonts w:ascii="Calibri" w:hAnsi="Calibri"/>
           <w:sz w:val="21"/>
         </w:rPr>
-        <w:t>Taught junior high English with schoolwide curriculum responsibilities and individualized academic plans for students with elevated learning needs.</w:t>
+        <w:t>Junior high English building-wide; rewrote pacing and texts when the core left students stuck or disengaged.</w:t>
       </w:r>
     </w:p>
     <w:p>
@@ -772,7 +772,7 @@
           <w:rFonts w:ascii="Calibri" w:hAnsi="Calibri"/>
           <w:sz w:val="21"/>
         </w:rPr>
-        <w:t>Partnered with the school psychologist on individualized programming spanning elementary and junior high levels.</w:t>
+        <w:t>Teamed with the school psychologist on cross-grade behavior and learning plans for complex students.</w:t>
       </w:r>
     </w:p>
     <w:p>
@@ -792,7 +792,7 @@
           <w:rFonts w:ascii="Calibri" w:hAnsi="Calibri"/>
           <w:sz w:val="21"/>
         </w:rPr>
-        <w:t>Sponsored regional speech, spelling, and creative writing participation through ACSI-related programs.</w:t>
+        <w:t>Coached speech, spelling, and creative writing teams for regional ACSI competitions.</w:t>
       </w:r>
     </w:p>
     <w:p>
@@ -812,7 +812,7 @@
           <w:rFonts w:ascii="Calibri" w:hAnsi="Calibri"/>
           <w:sz w:val="21"/>
         </w:rPr>
-        <w:t>Reluctant reader outcome (privacy-safe): supported a multi-year shift from reading avoidance to engagement; the student later chose high school novel-study electives and credited the earlier confidence foundation.</w:t>
+        <w:t>Reluctant reader (privacy-safe): two years from avoidance to engagement; later picked novel electives in high school.</w:t>
       </w:r>
     </w:p>
     <w:p>
@@ -845,7 +845,7 @@
           <w:rFonts w:ascii="Calibri" w:hAnsi="Calibri"/>
           <w:sz w:val="21"/>
         </w:rPr>
-        <w:t>Taught multiple grade levels—including a 1/2 combination and extended assignments in fifth and sixth grades—while serving as fifth-grade Master Teacher and Grade Level Coordinator and partnering with the resource specialist on inclusion-style instruction.</w:t>
+        <w:t>Elementary grades 1–6, including a 1/2 combo; fifth-grade Master Teacher/GLC beside the resource specialist.</w:t>
       </w:r>
     </w:p>
     <w:p>
@@ -865,7 +865,7 @@
           <w:rFonts w:ascii="Calibri" w:hAnsi="Calibri"/>
           <w:sz w:val="21"/>
         </w:rPr>
-        <w:t>Served on the RTI team and the Specialized Academic &amp; Behavior Intervention Team (West End SELPA trained); supported schoolwide Conflict Managers training (West End SELPA program).</w:t>
+        <w:t>RTI team; West End SELPA academic/behavior team; trained Conflict Managers schoolwide.</w:t>
       </w:r>
     </w:p>
     <w:p>
@@ -885,7 +885,7 @@
           <w:rFonts w:ascii="Calibri" w:hAnsi="Calibri"/>
           <w:sz w:val="21"/>
         </w:rPr>
-        <w:t>Coordinated schoolwide science fair programming; participated in School Site Council, district textbook adoption, PQR team training, and collaborative DARE instruction with the Chino Police Department; completed IB Early Primary Years training and certification.</w:t>
+        <w:t>Science fair lead; SSC; textbook adoption; PQR training; Chino PD DARE partner; IB Early Years certified.</w:t>
       </w:r>
     </w:p>
     <w:p>
@@ -905,7 +905,7 @@
           <w:rFonts w:ascii="Calibri" w:hAnsi="Calibri"/>
           <w:sz w:val="21"/>
         </w:rPr>
-        <w:t>Two-student outcome (privacy-safe): supported two students often labeled as behavior concerns through relationship-first check-ins, barrier reduction, and interest-based engagement; strengthened family partnership and long-horizon trajectories without sharing identifying details.</w:t>
+        <w:t>Two tough students (privacy-safe): daily check-ins, clear expectations, families re-engaged—both later called it formative.</w:t>
       </w:r>
     </w:p>
     <w:p>
@@ -938,7 +938,7 @@
           <w:rFonts w:ascii="Calibri" w:hAnsi="Calibri"/>
           <w:sz w:val="21"/>
         </w:rPr>
-        <w:t>Delivered daily sixth-grade instruction with curriculum development responsibilities and academic intervention supports.</w:t>
+        <w:t>Taught sixth grade daily, wrote curriculum supplements, and ran interventions for students below benchmark.</w:t>
       </w:r>
     </w:p>
     <w:p>
@@ -958,7 +958,7 @@
           <w:rFonts w:ascii="Calibri" w:hAnsi="Calibri"/>
           <w:sz w:val="21"/>
         </w:rPr>
-        <w:t>Coordinated schoolwide science fair programming and collaborative DARE instruction with the Chino Police Department.</w:t>
+        <w:t>Science fair coordinator; co-taught DARE with Chino PD.</w:t>
       </w:r>
     </w:p>
     <w:p>

--- a/outputs/resume_v1.docx
+++ b/outputs/resume_v1.docx
@@ -4,7 +4,7 @@
   <w:body>
     <w:p>
       <w:pPr>
-        <w:spacing w:after="120"/>
+        <w:spacing w:after="80"/>
         <w:jc w:val="center"/>
       </w:pPr>
       <w:r>
@@ -18,7 +18,7 @@
     </w:p>
     <w:p>
       <w:pPr>
-        <w:spacing w:after="200" w:lineRule="auto" w:line="276"/>
+        <w:spacing w:after="120" w:lineRule="auto" w:line="264"/>
         <w:jc w:val="center"/>
       </w:pPr>
       <w:r>
@@ -31,7 +31,7 @@
     </w:p>
     <w:p>
       <w:pPr>
-        <w:spacing w:before="200" w:after="80" w:lineRule="auto" w:line="276"/>
+        <w:spacing w:before="160" w:after="60" w:lineRule="auto" w:line="264"/>
       </w:pPr>
       <w:r>
         <w:rPr>
@@ -44,7 +44,7 @@
     </w:p>
     <w:p>
       <w:pPr>
-        <w:spacing w:after="100" w:lineRule="auto" w:line="276"/>
+        <w:spacing w:after="60" w:lineRule="auto" w:line="264"/>
       </w:pPr>
       <w:r>
         <w:rPr>
@@ -56,7 +56,7 @@
     </w:p>
     <w:p>
       <w:pPr>
-        <w:spacing w:after="100" w:lineRule="auto" w:line="276"/>
+        <w:spacing w:after="60" w:lineRule="auto" w:line="264"/>
       </w:pPr>
       <w:r>
         <w:rPr>
@@ -68,7 +68,7 @@
     </w:p>
     <w:p>
       <w:pPr>
-        <w:spacing w:before="200" w:after="80" w:lineRule="auto" w:line="276"/>
+        <w:spacing w:before="160" w:after="60" w:lineRule="auto" w:line="264"/>
       </w:pPr>
       <w:r>
         <w:rPr>
@@ -81,7 +81,7 @@
     </w:p>
     <w:p>
       <w:pPr>
-        <w:spacing w:after="80" w:lineRule="auto" w:line="276"/>
+        <w:spacing w:after="60" w:lineRule="auto" w:line="264"/>
         <w:ind w:left="317" w:hanging="202"/>
       </w:pPr>
       <w:r>
@@ -101,7 +101,7 @@
     </w:p>
     <w:p>
       <w:pPr>
-        <w:spacing w:after="80" w:lineRule="auto" w:line="276"/>
+        <w:spacing w:after="60" w:lineRule="auto" w:line="264"/>
         <w:ind w:left="317" w:hanging="202"/>
       </w:pPr>
       <w:r>
@@ -121,7 +121,7 @@
     </w:p>
     <w:p>
       <w:pPr>
-        <w:spacing w:after="80" w:lineRule="auto" w:line="276"/>
+        <w:spacing w:after="60" w:lineRule="auto" w:line="264"/>
         <w:ind w:left="317" w:hanging="202"/>
       </w:pPr>
       <w:r>
@@ -141,7 +141,7 @@
     </w:p>
     <w:p>
       <w:pPr>
-        <w:spacing w:after="80" w:lineRule="auto" w:line="276"/>
+        <w:spacing w:after="60" w:lineRule="auto" w:line="264"/>
         <w:ind w:left="317" w:hanging="202"/>
       </w:pPr>
       <w:r>
@@ -161,7 +161,7 @@
     </w:p>
     <w:p>
       <w:pPr>
-        <w:spacing w:after="80" w:lineRule="auto" w:line="276"/>
+        <w:spacing w:after="60" w:lineRule="auto" w:line="264"/>
         <w:ind w:left="317" w:hanging="202"/>
       </w:pPr>
       <w:r>
@@ -181,27 +181,7 @@
     </w:p>
     <w:p>
       <w:pPr>
-        <w:spacing w:after="80" w:lineRule="auto" w:line="276"/>
-        <w:ind w:left="317" w:hanging="202"/>
-      </w:pPr>
-      <w:r>
-        <w:rPr>
-          <w:rFonts w:ascii="Calibri" w:hAnsi="Calibri"/>
-          <w:sz w:val="21"/>
-        </w:rPr>
-        <w:t xml:space="preserve">• </w:t>
-      </w:r>
-      <w:r>
-        <w:rPr>
-          <w:rFonts w:ascii="Calibri" w:hAnsi="Calibri"/>
-          <w:sz w:val="21"/>
-        </w:rPr>
-        <w:t>Chino tenure: fifth-grade Master Teacher/GLC, RTI, SELPA behavior team, science fair, SSC, textbook adoption.</w:t>
-      </w:r>
-    </w:p>
-    <w:p>
-      <w:pPr>
-        <w:spacing w:before="200" w:after="80" w:lineRule="auto" w:line="276"/>
+        <w:spacing w:before="160" w:after="60" w:lineRule="auto" w:line="264"/>
       </w:pPr>
       <w:r>
         <w:rPr>
@@ -214,19 +194,31 @@
     </w:p>
     <w:p>
       <w:pPr>
-        <w:spacing w:after="100" w:lineRule="auto" w:line="276"/>
+        <w:spacing w:after="60" w:lineRule="auto" w:line="264"/>
       </w:pPr>
       <w:r>
         <w:rPr>
           <w:rFonts w:ascii="Calibri" w:hAnsi="Calibri"/>
           <w:sz w:val="21"/>
         </w:rPr>
-        <w:t>SDC &amp; RSP/Inclusion | IEP development &amp; compliance | MTSS/RTI teaming | UDL-informed instruction | Progress monitoring &amp; assessment | Family partnership | Paraprofessional leadership | Formal observation &amp; written evaluation (13 TPEs) | CalTPA-aligned coaching | Site &amp; district committees</w:t>
+        <w:t>SDC &amp; RSP/Inclusion · IEP development &amp; compliance · MTSS/RTI teaming · UDL-informed instruction · Progress monitoring &amp; assessment</w:t>
       </w:r>
     </w:p>
     <w:p>
       <w:pPr>
-        <w:spacing w:before="200" w:after="80" w:lineRule="auto" w:line="276"/>
+        <w:spacing w:after="60" w:lineRule="auto" w:line="264"/>
+      </w:pPr>
+      <w:r>
+        <w:rPr>
+          <w:rFonts w:ascii="Calibri" w:hAnsi="Calibri"/>
+          <w:sz w:val="21"/>
+        </w:rPr>
+        <w:t>Family partnership · Paraprofessional leadership · Formal observation &amp; written evaluation (13 TPEs) · CalTPA-aligned coaching · Site &amp; district committees</w:t>
+      </w:r>
+    </w:p>
+    <w:p>
+      <w:pPr>
+        <w:spacing w:before="160" w:after="60" w:lineRule="auto" w:line="264"/>
       </w:pPr>
       <w:r>
         <w:rPr>
@@ -239,7 +231,7 @@
     </w:p>
     <w:p>
       <w:pPr>
-        <w:spacing w:after="80" w:lineRule="auto" w:line="276"/>
+        <w:spacing w:after="60" w:lineRule="auto" w:line="264"/>
         <w:ind w:left="317" w:hanging="202"/>
       </w:pPr>
       <w:r>
@@ -259,7 +251,7 @@
     </w:p>
     <w:p>
       <w:pPr>
-        <w:spacing w:after="80" w:lineRule="auto" w:line="276"/>
+        <w:spacing w:after="60" w:lineRule="auto" w:line="264"/>
         <w:ind w:left="317" w:hanging="202"/>
       </w:pPr>
       <w:r>
@@ -279,7 +271,7 @@
     </w:p>
     <w:p>
       <w:pPr>
-        <w:spacing w:after="80" w:lineRule="auto" w:line="276"/>
+        <w:spacing w:after="60" w:lineRule="auto" w:line="264"/>
         <w:ind w:left="317" w:hanging="202"/>
       </w:pPr>
       <w:r>
@@ -299,7 +291,7 @@
     </w:p>
     <w:p>
       <w:pPr>
-        <w:spacing w:after="80" w:lineRule="auto" w:line="276"/>
+        <w:spacing w:after="60" w:lineRule="auto" w:line="264"/>
         <w:ind w:left="317" w:hanging="202"/>
       </w:pPr>
       <w:r>
@@ -319,7 +311,7 @@
     </w:p>
     <w:p>
       <w:pPr>
-        <w:spacing w:before="200" w:after="80" w:lineRule="auto" w:line="276"/>
+        <w:spacing w:before="160" w:after="60" w:lineRule="auto" w:line="264"/>
       </w:pPr>
       <w:r>
         <w:rPr>
@@ -332,7 +324,7 @@
     </w:p>
     <w:p>
       <w:pPr>
-        <w:spacing w:after="80" w:lineRule="auto" w:line="276"/>
+        <w:spacing w:after="60" w:lineRule="auto" w:line="264"/>
       </w:pPr>
       <w:r>
         <w:rPr>
@@ -345,7 +337,7 @@
     </w:p>
     <w:p>
       <w:pPr>
-        <w:spacing w:after="80" w:lineRule="auto" w:line="276"/>
+        <w:spacing w:after="60" w:lineRule="auto" w:line="264"/>
         <w:ind w:left="317" w:hanging="202"/>
       </w:pPr>
       <w:r>
@@ -365,7 +357,7 @@
     </w:p>
     <w:p>
       <w:pPr>
-        <w:spacing w:after="80" w:lineRule="auto" w:line="276"/>
+        <w:spacing w:after="60" w:lineRule="auto" w:line="264"/>
         <w:ind w:left="317" w:hanging="202"/>
       </w:pPr>
       <w:r>
@@ -385,7 +377,7 @@
     </w:p>
     <w:p>
       <w:pPr>
-        <w:spacing w:after="80" w:lineRule="auto" w:line="276"/>
+        <w:spacing w:after="60" w:lineRule="auto" w:line="264"/>
         <w:ind w:left="317" w:hanging="202"/>
       </w:pPr>
       <w:r>
@@ -405,7 +397,7 @@
     </w:p>
     <w:p>
       <w:pPr>
-        <w:spacing w:after="80" w:lineRule="auto" w:line="276"/>
+        <w:spacing w:after="60" w:lineRule="auto" w:line="264"/>
         <w:ind w:left="317" w:hanging="202"/>
       </w:pPr>
       <w:r>
@@ -425,7 +417,7 @@
     </w:p>
     <w:p>
       <w:pPr>
-        <w:spacing w:after="80" w:lineRule="auto" w:line="276"/>
+        <w:spacing w:after="60" w:lineRule="auto" w:line="264"/>
         <w:ind w:left="317" w:hanging="202"/>
       </w:pPr>
       <w:r>
@@ -445,27 +437,7 @@
     </w:p>
     <w:p>
       <w:pPr>
-        <w:spacing w:after="80" w:lineRule="auto" w:line="276"/>
-        <w:ind w:left="317" w:hanging="202"/>
-      </w:pPr>
-      <w:r>
-        <w:rPr>
-          <w:rFonts w:ascii="Calibri" w:hAnsi="Calibri"/>
-          <w:sz w:val="21"/>
-        </w:rPr>
-        <w:t xml:space="preserve">• </w:t>
-      </w:r>
-      <w:r>
-        <w:rPr>
-          <w:rFonts w:ascii="Calibri" w:hAnsi="Calibri"/>
-          <w:sz w:val="21"/>
-        </w:rPr>
-        <w:t>Attends assessments and district placement meetings when caseload students face change to services.</w:t>
-      </w:r>
-    </w:p>
-    <w:p>
-      <w:pPr>
-        <w:spacing w:before="160" w:after="80" w:lineRule="auto" w:line="276"/>
+        <w:spacing w:before="100" w:after="60" w:lineRule="auto" w:line="264"/>
       </w:pPr>
       <w:r>
         <w:rPr>
@@ -478,7 +450,7 @@
     </w:p>
     <w:p>
       <w:pPr>
-        <w:spacing w:after="80" w:lineRule="auto" w:line="276"/>
+        <w:spacing w:after="60" w:lineRule="auto" w:line="264"/>
         <w:ind w:left="317" w:hanging="202"/>
       </w:pPr>
       <w:r>
@@ -498,7 +470,7 @@
     </w:p>
     <w:p>
       <w:pPr>
-        <w:spacing w:after="80" w:lineRule="auto" w:line="276"/>
+        <w:spacing w:after="60" w:lineRule="auto" w:line="264"/>
         <w:ind w:left="317" w:hanging="202"/>
       </w:pPr>
       <w:r>
@@ -518,7 +490,7 @@
     </w:p>
     <w:p>
       <w:pPr>
-        <w:spacing w:after="80" w:lineRule="auto" w:line="276"/>
+        <w:spacing w:after="60" w:lineRule="auto" w:line="264"/>
         <w:ind w:left="317" w:hanging="202"/>
       </w:pPr>
       <w:r>
@@ -538,7 +510,7 @@
     </w:p>
     <w:p>
       <w:pPr>
-        <w:spacing w:after="80" w:lineRule="auto" w:line="276"/>
+        <w:spacing w:after="60" w:lineRule="auto" w:line="264"/>
         <w:ind w:left="317" w:hanging="202"/>
       </w:pPr>
       <w:r>
@@ -558,7 +530,7 @@
     </w:p>
     <w:p>
       <w:pPr>
-        <w:spacing w:after="80" w:lineRule="auto" w:line="276"/>
+        <w:spacing w:after="60" w:lineRule="auto" w:line="264"/>
         <w:ind w:left="317" w:hanging="202"/>
       </w:pPr>
       <w:r>
@@ -578,7 +550,7 @@
     </w:p>
     <w:p>
       <w:pPr>
-        <w:spacing w:after="80" w:lineRule="auto" w:line="276"/>
+        <w:spacing w:after="60" w:lineRule="auto" w:line="264"/>
         <w:ind w:left="317" w:hanging="202"/>
       </w:pPr>
       <w:r>
@@ -598,7 +570,7 @@
     </w:p>
     <w:p>
       <w:pPr>
-        <w:spacing w:before="160" w:after="80" w:lineRule="auto" w:line="276"/>
+        <w:spacing w:before="100" w:after="60" w:lineRule="auto" w:line="264"/>
       </w:pPr>
       <w:r>
         <w:rPr>
@@ -611,7 +583,7 @@
     </w:p>
     <w:p>
       <w:pPr>
-        <w:spacing w:after="80" w:lineRule="auto" w:line="276"/>
+        <w:spacing w:after="60" w:lineRule="auto" w:line="264"/>
         <w:ind w:left="317" w:hanging="202"/>
       </w:pPr>
       <w:r>
@@ -631,7 +603,7 @@
     </w:p>
     <w:p>
       <w:pPr>
-        <w:spacing w:after="80" w:lineRule="auto" w:line="276"/>
+        <w:spacing w:after="60" w:lineRule="auto" w:line="264"/>
         <w:ind w:left="317" w:hanging="202"/>
       </w:pPr>
       <w:r>
@@ -651,7 +623,7 @@
     </w:p>
     <w:p>
       <w:pPr>
-        <w:spacing w:before="160" w:after="80" w:lineRule="auto" w:line="276"/>
+        <w:spacing w:before="100" w:after="60" w:lineRule="auto" w:line="264"/>
       </w:pPr>
       <w:r>
         <w:rPr>
@@ -664,7 +636,7 @@
     </w:p>
     <w:p>
       <w:pPr>
-        <w:spacing w:after="80" w:lineRule="auto" w:line="276"/>
+        <w:spacing w:after="60" w:lineRule="auto" w:line="264"/>
         <w:ind w:left="317" w:hanging="202"/>
       </w:pPr>
       <w:r>
@@ -684,7 +656,7 @@
     </w:p>
     <w:p>
       <w:pPr>
-        <w:spacing w:after="80" w:lineRule="auto" w:line="276"/>
+        <w:spacing w:after="60" w:lineRule="auto" w:line="264"/>
         <w:ind w:left="317" w:hanging="202"/>
       </w:pPr>
       <w:r>
@@ -704,7 +676,7 @@
     </w:p>
     <w:p>
       <w:pPr>
-        <w:spacing w:after="80" w:lineRule="auto" w:line="276"/>
+        <w:spacing w:after="60" w:lineRule="auto" w:line="264"/>
         <w:ind w:left="317" w:hanging="202"/>
       </w:pPr>
       <w:r>
@@ -724,7 +696,7 @@
     </w:p>
     <w:p>
       <w:pPr>
-        <w:spacing w:before="160" w:after="80" w:lineRule="auto" w:line="276"/>
+        <w:spacing w:before="100" w:after="60" w:lineRule="auto" w:line="264"/>
       </w:pPr>
       <w:r>
         <w:rPr>
@@ -737,7 +709,7 @@
     </w:p>
     <w:p>
       <w:pPr>
-        <w:spacing w:after="80" w:lineRule="auto" w:line="276"/>
+        <w:spacing w:after="60" w:lineRule="auto" w:line="264"/>
         <w:ind w:left="317" w:hanging="202"/>
       </w:pPr>
       <w:r>
@@ -757,7 +729,7 @@
     </w:p>
     <w:p>
       <w:pPr>
-        <w:spacing w:after="80" w:lineRule="auto" w:line="276"/>
+        <w:spacing w:after="60" w:lineRule="auto" w:line="264"/>
         <w:ind w:left="317" w:hanging="202"/>
       </w:pPr>
       <w:r>
@@ -777,7 +749,7 @@
     </w:p>
     <w:p>
       <w:pPr>
-        <w:spacing w:after="80" w:lineRule="auto" w:line="276"/>
+        <w:spacing w:after="60" w:lineRule="auto" w:line="264"/>
         <w:ind w:left="317" w:hanging="202"/>
       </w:pPr>
       <w:r>
@@ -797,7 +769,7 @@
     </w:p>
     <w:p>
       <w:pPr>
-        <w:spacing w:after="80" w:lineRule="auto" w:line="276"/>
+        <w:spacing w:after="60" w:lineRule="auto" w:line="264"/>
         <w:ind w:left="317" w:hanging="202"/>
       </w:pPr>
       <w:r>
@@ -817,7 +789,7 @@
     </w:p>
     <w:p>
       <w:pPr>
-        <w:spacing w:before="160" w:after="80" w:lineRule="auto" w:line="276"/>
+        <w:spacing w:before="100" w:after="60" w:lineRule="auto" w:line="264"/>
       </w:pPr>
       <w:r>
         <w:rPr>
@@ -830,7 +802,7 @@
     </w:p>
     <w:p>
       <w:pPr>
-        <w:spacing w:after="80" w:lineRule="auto" w:line="276"/>
+        <w:spacing w:after="60" w:lineRule="auto" w:line="264"/>
         <w:ind w:left="317" w:hanging="202"/>
       </w:pPr>
       <w:r>
@@ -850,7 +822,7 @@
     </w:p>
     <w:p>
       <w:pPr>
-        <w:spacing w:after="80" w:lineRule="auto" w:line="276"/>
+        <w:spacing w:after="60" w:lineRule="auto" w:line="264"/>
         <w:ind w:left="317" w:hanging="202"/>
       </w:pPr>
       <w:r>
@@ -870,7 +842,7 @@
     </w:p>
     <w:p>
       <w:pPr>
-        <w:spacing w:after="80" w:lineRule="auto" w:line="276"/>
+        <w:spacing w:after="60" w:lineRule="auto" w:line="264"/>
         <w:ind w:left="317" w:hanging="202"/>
       </w:pPr>
       <w:r>
@@ -890,7 +862,7 @@
     </w:p>
     <w:p>
       <w:pPr>
-        <w:spacing w:after="80" w:lineRule="auto" w:line="276"/>
+        <w:spacing w:after="60" w:lineRule="auto" w:line="264"/>
         <w:ind w:left="317" w:hanging="202"/>
       </w:pPr>
       <w:r>
@@ -910,7 +882,7 @@
     </w:p>
     <w:p>
       <w:pPr>
-        <w:spacing w:before="160" w:after="80" w:lineRule="auto" w:line="276"/>
+        <w:spacing w:before="100" w:after="60" w:lineRule="auto" w:line="264"/>
       </w:pPr>
       <w:r>
         <w:rPr>
@@ -923,7 +895,7 @@
     </w:p>
     <w:p>
       <w:pPr>
-        <w:spacing w:after="80" w:lineRule="auto" w:line="276"/>
+        <w:spacing w:after="60" w:lineRule="auto" w:line="264"/>
         <w:ind w:left="317" w:hanging="202"/>
       </w:pPr>
       <w:r>
@@ -943,7 +915,7 @@
     </w:p>
     <w:p>
       <w:pPr>
-        <w:spacing w:after="80" w:lineRule="auto" w:line="276"/>
+        <w:spacing w:after="60" w:lineRule="auto" w:line="264"/>
         <w:ind w:left="317" w:hanging="202"/>
       </w:pPr>
       <w:r>
@@ -963,7 +935,7 @@
     </w:p>
     <w:p>
       <w:pPr>
-        <w:spacing w:before="200" w:after="80" w:lineRule="auto" w:line="276"/>
+        <w:spacing w:before="160" w:after="60" w:lineRule="auto" w:line="264"/>
       </w:pPr>
       <w:r>
         <w:rPr>
@@ -976,7 +948,7 @@
     </w:p>
     <w:p>
       <w:pPr>
-        <w:spacing w:after="40" w:lineRule="auto" w:line="276"/>
+        <w:spacing w:after="100" w:lineRule="auto" w:line="264"/>
       </w:pPr>
       <w:r>
         <w:rPr>
@@ -986,11 +958,9 @@
         </w:rPr>
         <w:t>M.A. Special Education</w:t>
       </w:r>
-    </w:p>
-    <w:p>
-      <w:pPr>
-        <w:spacing w:after="40" w:lineRule="auto" w:line="276"/>
-      </w:pPr>
+      <w:r>
+        <w:br/>
+      </w:r>
       <w:r>
         <w:rPr>
           <w:rFonts w:ascii="Calibri" w:hAnsi="Calibri"/>
@@ -998,11 +968,9 @@
         </w:rPr>
         <w:t>Chapman University, Orange, CA</w:t>
       </w:r>
-    </w:p>
-    <w:p>
-      <w:pPr>
-        <w:spacing w:after="240" w:lineRule="auto" w:line="276"/>
-      </w:pPr>
+      <w:r>
+        <w:br/>
+      </w:r>
       <w:r>
         <w:rPr>
           <w:rFonts w:ascii="Calibri" w:hAnsi="Calibri"/>
@@ -1013,7 +981,7 @@
     </w:p>
     <w:p>
       <w:pPr>
-        <w:spacing w:after="40" w:lineRule="auto" w:line="276"/>
+        <w:spacing w:after="100" w:lineRule="auto" w:line="264"/>
       </w:pPr>
       <w:r>
         <w:rPr>
@@ -1023,11 +991,9 @@
         </w:rPr>
         <w:t>Multiple Subject Teaching Credential</w:t>
       </w:r>
-    </w:p>
-    <w:p>
-      <w:pPr>
-        <w:spacing w:after="40" w:lineRule="auto" w:line="276"/>
-      </w:pPr>
+      <w:r>
+        <w:br/>
+      </w:r>
       <w:r>
         <w:rPr>
           <w:rFonts w:ascii="Calibri" w:hAnsi="Calibri"/>
@@ -1035,11 +1001,9 @@
         </w:rPr>
         <w:t>Chapman University, Orange, CA</w:t>
       </w:r>
-    </w:p>
-    <w:p>
-      <w:pPr>
-        <w:spacing w:after="240" w:lineRule="auto" w:line="276"/>
-      </w:pPr>
+      <w:r>
+        <w:br/>
+      </w:r>
       <w:r>
         <w:rPr>
           <w:rFonts w:ascii="Calibri" w:hAnsi="Calibri"/>
@@ -1050,7 +1014,7 @@
     </w:p>
     <w:p>
       <w:pPr>
-        <w:spacing w:after="40" w:lineRule="auto" w:line="276"/>
+        <w:spacing w:after="60" w:lineRule="auto" w:line="264"/>
       </w:pPr>
       <w:r>
         <w:rPr>
@@ -1060,11 +1024,9 @@
         </w:rPr>
         <w:t>B.S. Child Development</w:t>
       </w:r>
-    </w:p>
-    <w:p>
-      <w:pPr>
-        <w:spacing w:after="40" w:lineRule="auto" w:line="276"/>
-      </w:pPr>
+      <w:r>
+        <w:br/>
+      </w:r>
       <w:r>
         <w:rPr>
           <w:rFonts w:ascii="Calibri" w:hAnsi="Calibri"/>
@@ -1072,11 +1034,9 @@
         </w:rPr>
         <w:t>CSU Fullerton, Fullerton, CA</w:t>
       </w:r>
-    </w:p>
-    <w:p>
-      <w:pPr>
-        <w:spacing w:after="120" w:lineRule="auto" w:line="276"/>
-      </w:pPr>
+      <w:r>
+        <w:br/>
+      </w:r>
       <w:r>
         <w:rPr>
           <w:rFonts w:ascii="Calibri" w:hAnsi="Calibri"/>
@@ -1459,7 +1419,7 @@
     <w:qFormat/>
     <w:rsid w:val="00FC693F"/>
     <w:pPr>
-      <w:spacing w:after="100" w:lineRule="auto" w:line="276"/>
+      <w:spacing w:after="60" w:lineRule="auto" w:line="264"/>
     </w:pPr>
     <w:rPr>
       <w:rFonts w:ascii="Calibri" w:hAnsi="Calibri"/>

--- a/outputs/resume_v1.docx
+++ b/outputs/resume_v1.docx
@@ -26,7 +26,7 @@
           <w:rFonts w:ascii="Calibri" w:hAnsi="Calibri"/>
           <w:sz w:val="21"/>
         </w:rPr>
-        <w:t>Mission Viejo, CA 92692 | 949.556.5378 | [NEEDS CONFIRMATION: email]</w:t>
+        <w:t>Mission Viejo, CA 92692 | 949-556-5378 | kellykaypeterson@gmail.com</w:t>
       </w:r>
     </w:p>
     <w:p>
@@ -51,19 +51,7 @@
           <w:rFonts w:ascii="Calibri" w:hAnsi="Calibri"/>
           <w:sz w:val="21"/>
         </w:rPr>
-        <w:t>I’ve taught TK–8 special education for 26 years—mostly SDC and RSP/Inclusion—where services have to match co-taught blocks and real IEP minutes.</w:t>
-      </w:r>
-    </w:p>
-    <w:p>
-      <w:pPr>
-        <w:spacing w:after="60" w:lineRule="auto" w:line="264"/>
-      </w:pPr>
-      <w:r>
-        <w:rPr>
-          <w:rFonts w:ascii="Calibri" w:hAnsi="Calibri"/>
-          <w:sz w:val="21"/>
-        </w:rPr>
-        <w:t>Chapman Field Supervisor: CalTPA and 13-TPE observations in schools, then completion recommendations—including non-approval when warranted.</w:t>
+        <w:t>TK–8 Special Education teacher with 26+ years of experience across Special Day Class (SDC) and Resource Specialist Program (RSP)/Inclusion settings. Known for aligning instruction with real-time classroom demands, IEP implementation, and measurable student progress. Serves as a Chapman University Field Supervisor, evaluating credential candidates using California Teaching Performance Assessment (CalTPA) and Teaching Performance Expectations (TPEs), including formal completion recommendations.</w:t>
       </w:r>
     </w:p>
     <w:p>
@@ -96,7 +84,7 @@
           <w:rFonts w:ascii="Calibri" w:hAnsi="Calibri"/>
           <w:sz w:val="21"/>
         </w:rPr>
-        <w:t>Chapman evaluator: CalTPA + 13 TPEs evidence; recommends completion via approval or non-approval.</w:t>
+        <w:t>Chapman Field Supervisor: Reviews candidate performance against the California Teaching Performance Assessment (CalTPA) and all 13 Teaching Performance Expectations (TPEs), and issues completion or non-approval recommendations when the evidence warrants.</w:t>
       </w:r>
     </w:p>
     <w:p>
@@ -116,7 +104,7 @@
           <w:rFonts w:ascii="Calibri" w:hAnsi="Calibri"/>
           <w:sz w:val="21"/>
         </w:rPr>
-        <w:t>Olive (OUSD): SDC + RSP/Inclusion aligned with live co-teaching and scheduled IEP minutes.</w:t>
+        <w:t>Chapman Field Supervisor: Leads post-observation debriefs that connect lesson, management, and student data to specific TPE indicators. Candidates leave with concrete changes to apply the next day.</w:t>
       </w:r>
     </w:p>
     <w:p>
@@ -136,7 +124,7 @@
           <w:rFonts w:ascii="Calibri" w:hAnsi="Calibri"/>
           <w:sz w:val="21"/>
         </w:rPr>
-        <w:t>Mission Hills English: moved a reluctant reader from avoidance to novel electives across two years (privacy-safe).</w:t>
+        <w:t>Orange Unified, Olive Elementary: Aligns Special Day Class (SDC) and Resource Specialist Program (RSP) inclusion services with live co-teaching and scheduled Individualized Education Program (IEP) minutes. Classroom practice matches the agreed service plan.</w:t>
       </w:r>
     </w:p>
     <w:p>
@@ -156,7 +144,7 @@
           <w:rFonts w:ascii="Calibri" w:hAnsi="Calibri"/>
           <w:sz w:val="21"/>
         </w:rPr>
-        <w:t>Anna Borba: earned two flagged students back into classwork; families rejoined school life after long absences (privacy-safe).</w:t>
+        <w:t>Orange Unified, Olive Elementary: Uses running lesson notes and district scores in IEP reviews. Services adjust when student performance changes, not only at annual paperwork cycles.</w:t>
       </w:r>
     </w:p>
     <w:p>
@@ -176,7 +164,7 @@
           <w:rFonts w:ascii="Calibri" w:hAnsi="Calibri"/>
           <w:sz w:val="21"/>
         </w:rPr>
-        <w:t>CUSD Riley volunteer: grade-wide Revolutionary War stations; weekly fifth-grade and SPED reading probes.</w:t>
+        <w:t>Mission Hills Junior High English: Guided a reader from avoidance through two years of growing engagement into high-school novel electives. The student later described this stretch as the point they became willing to try (privacy-safe).</w:t>
       </w:r>
     </w:p>
     <w:p>
@@ -201,7 +189,7 @@
           <w:rFonts w:ascii="Calibri" w:hAnsi="Calibri"/>
           <w:sz w:val="21"/>
         </w:rPr>
-        <w:t>SDC &amp; RSP/Inclusion · IEP development &amp; compliance · MTSS/RTI teaming · UDL-informed instruction · Progress monitoring &amp; assessment</w:t>
+        <w:t>SDC &amp; RSP/Inclusion · IEP development &amp; compliance · Multi-Tiered System of Supports (MTSS) / RTI teaming · Universal Design for Learning (UDL)-informed instruction · Progress monitoring &amp; assessment</w:t>
       </w:r>
     </w:p>
     <w:p>
@@ -246,7 +234,7 @@
           <w:rFonts w:ascii="Calibri" w:hAnsi="Calibri"/>
           <w:sz w:val="21"/>
         </w:rPr>
-        <w:t>Clear Education Specialist Mild/Moderate — June 2019</w:t>
+        <w:t>Clear Education Specialist Credential (Mild/Moderate), California — June 2019</w:t>
       </w:r>
     </w:p>
     <w:p>
@@ -266,7 +254,7 @@
           <w:rFonts w:ascii="Calibri" w:hAnsi="Calibri"/>
           <w:sz w:val="21"/>
         </w:rPr>
-        <w:t>Multiple Subject Teaching Credential — Renewal January 1, 2021</w:t>
+        <w:t>Clear Multiple Subject Teaching Credential, California — Renewed January 2021</w:t>
       </w:r>
     </w:p>
     <w:p>
@@ -286,7 +274,7 @@
           <w:rFonts w:ascii="Calibri" w:hAnsi="Calibri"/>
           <w:sz w:val="21"/>
         </w:rPr>
-        <w:t>IB PYP — March 2007</w:t>
+        <w:t>Crosscultural, Language, and Academic Development (CLAD) Certification — November 2006</w:t>
       </w:r>
     </w:p>
     <w:p>
@@ -306,7 +294,7 @@
           <w:rFonts w:ascii="Calibri" w:hAnsi="Calibri"/>
           <w:sz w:val="21"/>
         </w:rPr>
-        <w:t>CLAD — November 2006</w:t>
+        <w:t>International Baccalaureate Primary Years Programme (IB PYP) Certification — March 2007</w:t>
       </w:r>
     </w:p>
     <w:p>
@@ -352,7 +340,7 @@
           <w:rFonts w:ascii="Calibri" w:hAnsi="Calibri"/>
           <w:sz w:val="21"/>
         </w:rPr>
-        <w:t>Mild/moderate Olive caseload: SDC and RSP/Inclusion across whole group, small groups, and pull-aside blocks.</w:t>
+        <w:t>Leads a mild/moderate Olive caseload across Special Day Class (SDC) and Resource Specialist Program (RSP) inclusion in whole group, small group, and pull-aside blocks.</w:t>
       </w:r>
     </w:p>
     <w:p>
@@ -372,7 +360,7 @@
           <w:rFonts w:ascii="Calibri" w:hAnsi="Calibri"/>
           <w:sz w:val="21"/>
         </w:rPr>
-        <w:t>MTSS/RTI + UDL: adjusts scaffolds when progress monitoring shows gains—or stalls.</w:t>
+        <w:t>Keeps scheduled service minutes aligned with the instruction students actually receive.</w:t>
       </w:r>
     </w:p>
     <w:p>
@@ -392,7 +380,7 @@
           <w:rFonts w:ascii="Calibri" w:hAnsi="Calibri"/>
           <w:sz w:val="21"/>
         </w:rPr>
-        <w:t>Co-teaches with gen-ed teachers so inclusion minutes happen in actual lessons, not on paper only.</w:t>
+        <w:t>Tracks Multi-Tiered System of Supports (MTSS) and Response to Intervention (RTI) data to tighten or loosen scaffolds based on student response.</w:t>
       </w:r>
     </w:p>
     <w:p>
@@ -412,7 +400,7 @@
           <w:rFonts w:ascii="Calibri" w:hAnsi="Calibri"/>
           <w:sz w:val="21"/>
         </w:rPr>
-        <w:t>Keeps families in the loop on goals, behavior plans, and IEP dates before meetings, not after surprises.</w:t>
+        <w:t>Aligns Universal Design for Learning (UDL) scaffolds so entry points stay clear when progress quickens or stalls.</w:t>
       </w:r>
     </w:p>
     <w:p>
@@ -432,7 +420,47 @@
           <w:rFonts w:ascii="Calibri" w:hAnsi="Calibri"/>
           <w:sz w:val="21"/>
         </w:rPr>
-        <w:t>Trains paras on transitions and classroom routines so students land ready to learn in each block.</w:t>
+        <w:t>Co-teaches with general education teachers so inclusion minutes appear in live lessons, not only on compliance paperwork.</w:t>
+      </w:r>
+    </w:p>
+    <w:p>
+      <w:pPr>
+        <w:spacing w:after="60" w:lineRule="auto" w:line="264"/>
+        <w:ind w:left="317" w:hanging="202"/>
+      </w:pPr>
+      <w:r>
+        <w:rPr>
+          <w:rFonts w:ascii="Calibri" w:hAnsi="Calibri"/>
+          <w:sz w:val="21"/>
+        </w:rPr>
+        <w:t xml:space="preserve">• </w:t>
+      </w:r>
+      <w:r>
+        <w:rPr>
+          <w:rFonts w:ascii="Calibri" w:hAnsi="Calibri"/>
+          <w:sz w:val="21"/>
+        </w:rPr>
+        <w:t>Communicates with families about goals, behavior plans, and Individualized Education Program (IEP) dates before meetings, keeping decisions predictable and informed.</w:t>
+      </w:r>
+    </w:p>
+    <w:p>
+      <w:pPr>
+        <w:spacing w:after="60" w:lineRule="auto" w:line="264"/>
+        <w:ind w:left="317" w:hanging="202"/>
+      </w:pPr>
+      <w:r>
+        <w:rPr>
+          <w:rFonts w:ascii="Calibri" w:hAnsi="Calibri"/>
+          <w:sz w:val="21"/>
+        </w:rPr>
+        <w:t xml:space="preserve">• </w:t>
+      </w:r>
+      <w:r>
+        <w:rPr>
+          <w:rFonts w:ascii="Calibri" w:hAnsi="Calibri"/>
+          <w:sz w:val="21"/>
+        </w:rPr>
+        <w:t>Trains paraprofessionals on transitions and routines so students enter each instructional block ready to learn with fewer lost minutes.</w:t>
       </w:r>
     </w:p>
     <w:p>
@@ -465,7 +493,7 @@
           <w:rFonts w:ascii="Calibri" w:hAnsi="Calibri"/>
           <w:sz w:val="21"/>
         </w:rPr>
-        <w:t>University field supervisor for Special Ed and Multiple Subject candidates through clinical practice and student teaching placements.</w:t>
+        <w:t>Serves as university field supervisor for Special Education and Multiple Subject candidates in clinical practice and student teaching, aligning placements with program standards and demonstrated readiness.</w:t>
       </w:r>
     </w:p>
     <w:p>
@@ -485,7 +513,7 @@
           <w:rFonts w:ascii="Calibri" w:hAnsi="Calibri"/>
           <w:sz w:val="21"/>
         </w:rPr>
-        <w:t>Feedback ties lessons, management, and data to all 13 TPEs and each CalTPA checkpoint.</w:t>
+        <w:t>Aligns written feedback with lessons, management, and classroom data tied to all 13 Teaching Performance Expectations (TPEs).</w:t>
       </w:r>
     </w:p>
     <w:p>
@@ -505,7 +533,7 @@
           <w:rFonts w:ascii="Calibri" w:hAnsi="Calibri"/>
           <w:sz w:val="21"/>
         </w:rPr>
-        <w:t>Formal observations with pre- and post-conferences; evidence-based next steps candidates can try the next day.</w:t>
+        <w:t>Maps observation and artifact evidence to each California Teaching Performance Assessment (CalTPA) checkpoint.</w:t>
       </w:r>
     </w:p>
     <w:p>
@@ -525,7 +553,7 @@
           <w:rFonts w:ascii="Calibri" w:hAnsi="Calibri"/>
           <w:sz w:val="21"/>
         </w:rPr>
-        <w:t>Works with mentors and program leads on concerns, paperwork quality, and fit of each placement—confidentiality first.</w:t>
+        <w:t>Conducts formal observations with pre- and post-conferences, and assigns evidence-based next steps for the following day.</w:t>
       </w:r>
     </w:p>
     <w:p>
@@ -545,7 +573,7 @@
           <w:rFonts w:ascii="Calibri" w:hAnsi="Calibri"/>
           <w:sz w:val="21"/>
         </w:rPr>
-        <w:t>Joins program meetings where teams decide whether candidates are ready for added classroom responsibility.</w:t>
+        <w:t>Partners with mentors and program leads on paperwork, placement fit, and concerns while prioritizing confidentiality.</w:t>
       </w:r>
     </w:p>
     <w:p>
@@ -565,7 +593,27 @@
           <w:rFonts w:ascii="Calibri" w:hAnsi="Calibri"/>
           <w:sz w:val="21"/>
         </w:rPr>
-        <w:t>Submits completion recommendations—including non-approval when performance and documentation require it.</w:t>
+        <w:t>Joins program meetings where teams decide readiness for added classroom responsibility. Staffing changes follow documented performance, not informal opinion alone.</w:t>
+      </w:r>
+    </w:p>
+    <w:p>
+      <w:pPr>
+        <w:spacing w:after="60" w:lineRule="auto" w:line="264"/>
+        <w:ind w:left="317" w:hanging="202"/>
+      </w:pPr>
+      <w:r>
+        <w:rPr>
+          <w:rFonts w:ascii="Calibri" w:hAnsi="Calibri"/>
+          <w:sz w:val="21"/>
+        </w:rPr>
+        <w:t xml:space="preserve">• </w:t>
+      </w:r>
+      <w:r>
+        <w:rPr>
+          <w:rFonts w:ascii="Calibri" w:hAnsi="Calibri"/>
+          <w:sz w:val="21"/>
+        </w:rPr>
+        <w:t>Submits completion recommendations, including non-approval when performance or documentation requires it. Recommendations match what teams observed in the field.</w:t>
       </w:r>
     </w:p>
     <w:p>
@@ -598,7 +646,7 @@
           <w:rFonts w:ascii="Calibri" w:hAnsi="Calibri"/>
           <w:sz w:val="21"/>
         </w:rPr>
-        <w:t>Small-group and 1:1 aide work under the education specialist—kept students on IEP tasks and class routines.</w:t>
+        <w:t>Supported students in small-group and one-to-one settings under the education specialist.</w:t>
       </w:r>
     </w:p>
     <w:p>
@@ -618,20 +666,7 @@
           <w:rFonts w:ascii="Calibri" w:hAnsi="Calibri"/>
           <w:sz w:val="21"/>
         </w:rPr>
-        <w:t>Covered transitions, materials, and duty spots so the specialist could keep teaching blocks uninterrupted.</w:t>
-      </w:r>
-    </w:p>
-    <w:p>
-      <w:pPr>
-        <w:spacing w:before="100" w:after="60" w:lineRule="auto" w:line="264"/>
-      </w:pPr>
-      <w:r>
-        <w:rPr>
-          <w:rFonts w:ascii="Calibri" w:hAnsi="Calibri"/>
-          <w:b/>
-          <w:sz w:val="21"/>
-        </w:rPr>
-        <w:t>Volunteer — Fifth-Grade Classroom &amp; Special Education Support | Capistrano Unified School District, Riley Elementary | Capistrano Valley, CA | June 2013 – March 2016</w:t>
+        <w:t>Kept students on Individualized Education Program (IEP) tasks and class routines during lessons.</w:t>
       </w:r>
     </w:p>
     <w:p>
@@ -651,7 +686,7 @@
           <w:rFonts w:ascii="Calibri" w:hAnsi="Calibri"/>
           <w:sz w:val="21"/>
         </w:rPr>
-        <w:t>Fifth-grade volunteer during a career pivot: reinforced lessons and classroom routines beside the classroom teacher.</w:t>
+        <w:t>Protected learning time while the specialist moved between groups.</w:t>
       </w:r>
     </w:p>
     <w:p>
@@ -671,7 +706,20 @@
           <w:rFonts w:ascii="Calibri" w:hAnsi="Calibri"/>
           <w:sz w:val="21"/>
         </w:rPr>
-        <w:t>Ran a full-grade Revolutionary War walk-through—stations, materials, and student rotations across fifth grade.</w:t>
+        <w:t>Covered transitions, materials, and duty spots so teaching blocks stayed uninterrupted.</w:t>
+      </w:r>
+    </w:p>
+    <w:p>
+      <w:pPr>
+        <w:spacing w:before="100" w:after="60" w:lineRule="auto" w:line="264"/>
+      </w:pPr>
+      <w:r>
+        <w:rPr>
+          <w:rFonts w:ascii="Calibri" w:hAnsi="Calibri"/>
+          <w:b/>
+          <w:sz w:val="21"/>
+        </w:rPr>
+        <w:t>Volunteer, Fifth-Grade Classroom &amp; Special Education Support | Capistrano Unified School District, Riley Elementary | Capistrano Valley, CA | June 2013 – March 2016</w:t>
       </w:r>
     </w:p>
     <w:p>
@@ -691,7 +739,47 @@
           <w:rFonts w:ascii="Calibri" w:hAnsi="Calibri"/>
           <w:sz w:val="21"/>
         </w:rPr>
-        <w:t>Weekly fifth-grade reading checks plus SPED reading probes teams used to adjust interventions.</w:t>
+        <w:t>Volunteered in fifth grade during a career pivot, reinforcing lessons and routines beside the classroom teacher.</w:t>
+      </w:r>
+    </w:p>
+    <w:p>
+      <w:pPr>
+        <w:spacing w:after="60" w:lineRule="auto" w:line="264"/>
+        <w:ind w:left="317" w:hanging="202"/>
+      </w:pPr>
+      <w:r>
+        <w:rPr>
+          <w:rFonts w:ascii="Calibri" w:hAnsi="Calibri"/>
+          <w:sz w:val="21"/>
+        </w:rPr>
+        <w:t xml:space="preserve">• </w:t>
+      </w:r>
+      <w:r>
+        <w:rPr>
+          <w:rFonts w:ascii="Calibri" w:hAnsi="Calibri"/>
+          <w:sz w:val="21"/>
+        </w:rPr>
+        <w:t>Ran a full-grade Revolutionary War walk-through with stations, materials, and rotations, keeping each class on schedule.</w:t>
+      </w:r>
+    </w:p>
+    <w:p>
+      <w:pPr>
+        <w:spacing w:after="60" w:lineRule="auto" w:line="264"/>
+        <w:ind w:left="317" w:hanging="202"/>
+      </w:pPr>
+      <w:r>
+        <w:rPr>
+          <w:rFonts w:ascii="Calibri" w:hAnsi="Calibri"/>
+          <w:sz w:val="21"/>
+        </w:rPr>
+        <w:t xml:space="preserve">• </w:t>
+      </w:r>
+      <w:r>
+        <w:rPr>
+          <w:rFonts w:ascii="Calibri" w:hAnsi="Calibri"/>
+          <w:sz w:val="21"/>
+        </w:rPr>
+        <w:t>Delivered weekly fifth-grade and special education reading probes so teams could adjust interventions from current data.</w:t>
       </w:r>
     </w:p>
     <w:p>
@@ -724,7 +812,7 @@
           <w:rFonts w:ascii="Calibri" w:hAnsi="Calibri"/>
           <w:sz w:val="21"/>
         </w:rPr>
-        <w:t>Junior high English building-wide; rewrote pacing and texts when the core left students stuck or disengaged.</w:t>
+        <w:t>Led junior high English building-wide and rewrote pacing and texts when the core curriculum left students stuck.</w:t>
       </w:r>
     </w:p>
     <w:p>
@@ -744,7 +832,7 @@
           <w:rFonts w:ascii="Calibri" w:hAnsi="Calibri"/>
           <w:sz w:val="21"/>
         </w:rPr>
-        <w:t>Teamed with the school psychologist on cross-grade behavior and learning plans for complex students.</w:t>
+        <w:t>Opened grade-level work to more learners with less frustration.</w:t>
       </w:r>
     </w:p>
     <w:p>
@@ -764,7 +852,7 @@
           <w:rFonts w:ascii="Calibri" w:hAnsi="Calibri"/>
           <w:sz w:val="21"/>
         </w:rPr>
-        <w:t>Coached speech, spelling, and creative writing teams for regional ACSI competitions.</w:t>
+        <w:t>Partnered with the school psychologist on cross-grade behavior and learning plans for complex students, matching support plans to classroom evidence.</w:t>
       </w:r>
     </w:p>
     <w:p>
@@ -784,7 +872,47 @@
           <w:rFonts w:ascii="Calibri" w:hAnsi="Calibri"/>
           <w:sz w:val="21"/>
         </w:rPr>
-        <w:t>Reluctant reader (privacy-safe): two years from avoidance to engagement; later picked novel electives in high school.</w:t>
+        <w:t>Coached speech, spelling, and creative writing teams for regional ACSI competitions, preparing students with stronger pieces and confidence.</w:t>
+      </w:r>
+    </w:p>
+    <w:p>
+      <w:pPr>
+        <w:spacing w:after="60" w:lineRule="auto" w:line="264"/>
+        <w:ind w:left="317" w:hanging="202"/>
+      </w:pPr>
+      <w:r>
+        <w:rPr>
+          <w:rFonts w:ascii="Calibri" w:hAnsi="Calibri"/>
+          <w:sz w:val="21"/>
+        </w:rPr>
+        <w:t xml:space="preserve">• </w:t>
+      </w:r>
+      <w:r>
+        <w:rPr>
+          <w:rFonts w:ascii="Calibri" w:hAnsi="Calibri"/>
+          <w:sz w:val="21"/>
+        </w:rPr>
+        <w:t>Supported a reluctant reader from avoidance to engagement across two years (privacy-safe).</w:t>
+      </w:r>
+    </w:p>
+    <w:p>
+      <w:pPr>
+        <w:spacing w:after="60" w:lineRule="auto" w:line="264"/>
+        <w:ind w:left="317" w:hanging="202"/>
+      </w:pPr>
+      <w:r>
+        <w:rPr>
+          <w:rFonts w:ascii="Calibri" w:hAnsi="Calibri"/>
+          <w:sz w:val="21"/>
+        </w:rPr>
+        <w:t xml:space="preserve">• </w:t>
+      </w:r>
+      <w:r>
+        <w:rPr>
+          <w:rFonts w:ascii="Calibri" w:hAnsi="Calibri"/>
+          <w:sz w:val="21"/>
+        </w:rPr>
+        <w:t>Guided that same student toward high-school novel electives as confidence grew (privacy-safe).</w:t>
       </w:r>
     </w:p>
     <w:p>
@@ -817,7 +945,7 @@
           <w:rFonts w:ascii="Calibri" w:hAnsi="Calibri"/>
           <w:sz w:val="21"/>
         </w:rPr>
-        <w:t>Elementary grades 1–6, including a 1/2 combo; fifth-grade Master Teacher/GLC beside the resource specialist.</w:t>
+        <w:t>Taught elementary grades 1–6, including a 1/2 combination.</w:t>
       </w:r>
     </w:p>
     <w:p>
@@ -837,7 +965,7 @@
           <w:rFonts w:ascii="Calibri" w:hAnsi="Calibri"/>
           <w:sz w:val="21"/>
         </w:rPr>
-        <w:t>RTI team; West End SELPA academic/behavior team; trained Conflict Managers schoolwide.</w:t>
+        <w:t>Served as fifth-grade Master Teacher/GLC beside the resource specialist.</w:t>
       </w:r>
     </w:p>
     <w:p>
@@ -857,7 +985,7 @@
           <w:rFonts w:ascii="Calibri" w:hAnsi="Calibri"/>
           <w:sz w:val="21"/>
         </w:rPr>
-        <w:t>Science fair lead; SSC; textbook adoption; PQR training; Chino PD DARE partner; IB Early Years certified.</w:t>
+        <w:t>Served on the RTI team and the West End SELPA academic/behavior team.</w:t>
       </w:r>
     </w:p>
     <w:p>
@@ -877,7 +1005,147 @@
           <w:rFonts w:ascii="Calibri" w:hAnsi="Calibri"/>
           <w:sz w:val="21"/>
         </w:rPr>
-        <w:t>Two tough students (privacy-safe): daily check-ins, clear expectations, families re-engaged—both later called it formative.</w:t>
+        <w:t>Trained Conflict Managers schoolwide.</w:t>
+      </w:r>
+    </w:p>
+    <w:p>
+      <w:pPr>
+        <w:spacing w:after="60" w:lineRule="auto" w:line="264"/>
+        <w:ind w:left="317" w:hanging="202"/>
+      </w:pPr>
+      <w:r>
+        <w:rPr>
+          <w:rFonts w:ascii="Calibri" w:hAnsi="Calibri"/>
+          <w:sz w:val="21"/>
+        </w:rPr>
+        <w:t xml:space="preserve">• </w:t>
+      </w:r>
+      <w:r>
+        <w:rPr>
+          <w:rFonts w:ascii="Calibri" w:hAnsi="Calibri"/>
+          <w:sz w:val="21"/>
+        </w:rPr>
+        <w:t>Led science fair programming.</w:t>
+      </w:r>
+    </w:p>
+    <w:p>
+      <w:pPr>
+        <w:spacing w:after="60" w:lineRule="auto" w:line="264"/>
+        <w:ind w:left="317" w:hanging="202"/>
+      </w:pPr>
+      <w:r>
+        <w:rPr>
+          <w:rFonts w:ascii="Calibri" w:hAnsi="Calibri"/>
+          <w:sz w:val="21"/>
+        </w:rPr>
+        <w:t xml:space="preserve">• </w:t>
+      </w:r>
+      <w:r>
+        <w:rPr>
+          <w:rFonts w:ascii="Calibri" w:hAnsi="Calibri"/>
+          <w:sz w:val="21"/>
+        </w:rPr>
+        <w:t>Served on School Site Council (SSC).</w:t>
+      </w:r>
+    </w:p>
+    <w:p>
+      <w:pPr>
+        <w:spacing w:after="60" w:lineRule="auto" w:line="264"/>
+        <w:ind w:left="317" w:hanging="202"/>
+      </w:pPr>
+      <w:r>
+        <w:rPr>
+          <w:rFonts w:ascii="Calibri" w:hAnsi="Calibri"/>
+          <w:sz w:val="21"/>
+        </w:rPr>
+        <w:t xml:space="preserve">• </w:t>
+      </w:r>
+      <w:r>
+        <w:rPr>
+          <w:rFonts w:ascii="Calibri" w:hAnsi="Calibri"/>
+          <w:sz w:val="21"/>
+        </w:rPr>
+        <w:t>Supported textbook adoption committees.</w:t>
+      </w:r>
+    </w:p>
+    <w:p>
+      <w:pPr>
+        <w:spacing w:after="60" w:lineRule="auto" w:line="264"/>
+        <w:ind w:left="317" w:hanging="202"/>
+      </w:pPr>
+      <w:r>
+        <w:rPr>
+          <w:rFonts w:ascii="Calibri" w:hAnsi="Calibri"/>
+          <w:sz w:val="21"/>
+        </w:rPr>
+        <w:t xml:space="preserve">• </w:t>
+      </w:r>
+      <w:r>
+        <w:rPr>
+          <w:rFonts w:ascii="Calibri" w:hAnsi="Calibri"/>
+          <w:sz w:val="21"/>
+        </w:rPr>
+        <w:t>Earned IB Early Years certification.</w:t>
+      </w:r>
+    </w:p>
+    <w:p>
+      <w:pPr>
+        <w:spacing w:after="60" w:lineRule="auto" w:line="264"/>
+        <w:ind w:left="317" w:hanging="202"/>
+      </w:pPr>
+      <w:r>
+        <w:rPr>
+          <w:rFonts w:ascii="Calibri" w:hAnsi="Calibri"/>
+          <w:sz w:val="21"/>
+        </w:rPr>
+        <w:t xml:space="preserve">• </w:t>
+      </w:r>
+      <w:r>
+        <w:rPr>
+          <w:rFonts w:ascii="Calibri" w:hAnsi="Calibri"/>
+          <w:sz w:val="21"/>
+        </w:rPr>
+        <w:t>Co-taught DARE with Chino PD as a classroom partner.</w:t>
+      </w:r>
+    </w:p>
+    <w:p>
+      <w:pPr>
+        <w:spacing w:after="60" w:lineRule="auto" w:line="264"/>
+        <w:ind w:left="317" w:hanging="202"/>
+      </w:pPr>
+      <w:r>
+        <w:rPr>
+          <w:rFonts w:ascii="Calibri" w:hAnsi="Calibri"/>
+          <w:sz w:val="21"/>
+        </w:rPr>
+        <w:t xml:space="preserve">• </w:t>
+      </w:r>
+      <w:r>
+        <w:rPr>
+          <w:rFonts w:ascii="Calibri" w:hAnsi="Calibri"/>
+          <w:sz w:val="21"/>
+        </w:rPr>
+        <w:t>Supported two high-need students through daily check-ins and clear expectations until families re-engaged with school (privacy-safe).</w:t>
+      </w:r>
+    </w:p>
+    <w:p>
+      <w:pPr>
+        <w:spacing w:after="60" w:lineRule="auto" w:line="264"/>
+        <w:ind w:left="317" w:hanging="202"/>
+      </w:pPr>
+      <w:r>
+        <w:rPr>
+          <w:rFonts w:ascii="Calibri" w:hAnsi="Calibri"/>
+          <w:sz w:val="21"/>
+        </w:rPr>
+        <w:t xml:space="preserve">• </w:t>
+      </w:r>
+      <w:r>
+        <w:rPr>
+          <w:rFonts w:ascii="Calibri" w:hAnsi="Calibri"/>
+          <w:sz w:val="21"/>
+        </w:rPr>
+        <w:t>Received feedback years later from both students that the steady support was formative to their stability (privacy-safe).</w:t>
       </w:r>
     </w:p>
     <w:p>
@@ -910,7 +1178,7 @@
           <w:rFonts w:ascii="Calibri" w:hAnsi="Calibri"/>
           <w:sz w:val="21"/>
         </w:rPr>
-        <w:t>Taught sixth grade daily, wrote curriculum supplements, and ran interventions for students below benchmark.</w:t>
+        <w:t>Taught sixth grade daily and wrote curriculum supplements for the team.</w:t>
       </w:r>
     </w:p>
     <w:p>
@@ -930,7 +1198,47 @@
           <w:rFonts w:ascii="Calibri" w:hAnsi="Calibri"/>
           <w:sz w:val="21"/>
         </w:rPr>
-        <w:t>Science fair coordinator; co-taught DARE with Chino PD.</w:t>
+        <w:t>Ran interventions for students below benchmark.</w:t>
+      </w:r>
+    </w:p>
+    <w:p>
+      <w:pPr>
+        <w:spacing w:after="60" w:lineRule="auto" w:line="264"/>
+        <w:ind w:left="317" w:hanging="202"/>
+      </w:pPr>
+      <w:r>
+        <w:rPr>
+          <w:rFonts w:ascii="Calibri" w:hAnsi="Calibri"/>
+          <w:sz w:val="21"/>
+        </w:rPr>
+        <w:t xml:space="preserve">• </w:t>
+      </w:r>
+      <w:r>
+        <w:rPr>
+          <w:rFonts w:ascii="Calibri" w:hAnsi="Calibri"/>
+          <w:sz w:val="21"/>
+        </w:rPr>
+        <w:t>Coordinated the science fair.</w:t>
+      </w:r>
+    </w:p>
+    <w:p>
+      <w:pPr>
+        <w:spacing w:after="60" w:lineRule="auto" w:line="264"/>
+        <w:ind w:left="317" w:hanging="202"/>
+      </w:pPr>
+      <w:r>
+        <w:rPr>
+          <w:rFonts w:ascii="Calibri" w:hAnsi="Calibri"/>
+          <w:sz w:val="21"/>
+        </w:rPr>
+        <w:t xml:space="preserve">• </w:t>
+      </w:r>
+      <w:r>
+        <w:rPr>
+          <w:rFonts w:ascii="Calibri" w:hAnsi="Calibri"/>
+          <w:sz w:val="21"/>
+        </w:rPr>
+        <w:t>Co-taught DARE with Chino PD.</w:t>
       </w:r>
     </w:p>
     <w:p>
